--- a/HistoryHack_Platinum/deliverables_unit1/lesson_plans/Unit1_TEAM_Lesson_Plans_Binder.docx
+++ b/HistoryHack_Platinum/deliverables_unit1/lesson_plans/Unit1_TEAM_Lesson_Plans_Binder.docx
@@ -584,7 +584,7 @@
                 <w:sz w:val="16"/>
                 <w:szCs w:val="16"/>
               </w:rPr>
-              <w:t xml:space="preserve">Guided Notes (Do-Now box)</w:t>
+              <w:t xml:space="preserve">Word Bank / Do-Now</w:t>
             </w:r>
           </w:p>
         </w:tc>
@@ -699,7 +699,7 @@
                 <w:sz w:val="16"/>
                 <w:szCs w:val="16"/>
               </w:rPr>
-              <w:t xml:space="preserve">Direct Instruction — teacher models close reading of the core content; students capture guided notes</w:t>
+              <w:t xml:space="preserve">Direct Instruction — teacher models close reading of the core content; students capture Cornell Notes</w:t>
             </w:r>
           </w:p>
         </w:tc>
@@ -720,7 +720,7 @@
                 <w:sz w:val="16"/>
                 <w:szCs w:val="16"/>
               </w:rPr>
-              <w:t xml:space="preserve">Teacher Deck + Guided Notes</w:t>
+              <w:t xml:space="preserve">Teacher Deck + Cornell Notes</w:t>
             </w:r>
           </w:p>
         </w:tc>
@@ -977,7 +977,7 @@
           <w:sz w:val="17"/>
           <w:szCs w:val="17"/>
         </w:rPr>
-        <w:t xml:space="preserve">Guided Notes — scaffolded direct-instruction capture</w:t>
+        <w:t xml:space="preserve">Cornell Notes (Universal Front) — direct-teaching capture (cue / notes / summary)</w:t>
       </w:r>
     </w:p>
     <w:p>
@@ -994,7 +994,7 @@
           <w:sz w:val="17"/>
           <w:szCs w:val="17"/>
         </w:rPr>
-        <w:t xml:space="preserve">Cornell Notes — cue/notes/summary for retention</w:t>
+        <w:t xml:space="preserve">Cornell Support Backs — optional MTSS scaffold; lives in the Teacher Organizer Toolkit, prints duplex behind the Cornell front, copy only as needed</w:t>
       </w:r>
     </w:p>
     <w:p>
@@ -1643,7 +1643,7 @@
           <w:sz w:val="17"/>
           <w:szCs w:val="17"/>
         </w:rPr>
-        <w:t xml:space="preserve">chunked guided notes, extended time, read-aloud (browser TTS), reduced-item formative option.</w:t>
+        <w:t xml:space="preserve">chunked Cornell Notes (with the support back), extended time, read-aloud (browser TTS), reduced-item formative option.</w:t>
       </w:r>
     </w:p>
     <w:p>
@@ -1856,7 +1856,7 @@
                 <w:sz w:val="16"/>
                 <w:szCs w:val="16"/>
               </w:rPr>
-              <w:t xml:space="preserve">Guided Notes</w:t>
+              <w:t xml:space="preserve">Cornell Notes (Universal Front)</w:t>
             </w:r>
           </w:p>
         </w:tc>
@@ -1901,7 +1901,7 @@
                 <w:sz w:val="16"/>
                 <w:szCs w:val="16"/>
               </w:rPr>
-              <w:t xml:space="preserve">Cornell Notes</w:t>
+              <w:t xml:space="preserve">Comparison / analysis organizer</w:t>
             </w:r>
           </w:p>
         </w:tc>
@@ -1923,7 +1923,7 @@
                 <w:sz w:val="16"/>
                 <w:szCs w:val="16"/>
               </w:rPr>
-              <w:t xml:space="preserve">Formative Assessment — Answer Key</w:t>
+              <w:t xml:space="preserve">Cornell Support Backs — toolkit (copy as needed, MTSS)</w:t>
             </w:r>
           </w:p>
         </w:tc>
@@ -1946,7 +1946,7 @@
                 <w:sz w:val="16"/>
                 <w:szCs w:val="16"/>
               </w:rPr>
-              <w:t xml:space="preserve">Comparison / analysis organizer</w:t>
+              <w:t xml:space="preserve">CER organizer</w:t>
             </w:r>
           </w:p>
         </w:tc>
@@ -1968,7 +1968,7 @@
                 <w:sz w:val="16"/>
                 <w:szCs w:val="16"/>
               </w:rPr>
-              <w:t xml:space="preserve">Primary-Source Teacher Guide</w:t>
+              <w:t xml:space="preserve">Formative Assessment — Answer Key</w:t>
             </w:r>
           </w:p>
         </w:tc>
@@ -1991,7 +1991,7 @@
                 <w:sz w:val="16"/>
                 <w:szCs w:val="16"/>
               </w:rPr>
-              <w:t xml:space="preserve">CER organizer</w:t>
+              <w:t xml:space="preserve">HIPP organizer</w:t>
             </w:r>
           </w:p>
         </w:tc>
@@ -2013,7 +2013,7 @@
                 <w:sz w:val="16"/>
                 <w:szCs w:val="16"/>
               </w:rPr>
-              <w:t xml:space="preserve">UDL / WIDA overlay</w:t>
+              <w:t xml:space="preserve">Primary-Source Teacher Guide</w:t>
             </w:r>
           </w:p>
         </w:tc>
@@ -2036,7 +2036,7 @@
                 <w:sz w:val="16"/>
                 <w:szCs w:val="16"/>
               </w:rPr>
-              <w:t xml:space="preserve">HIPP organizer</w:t>
+              <w:t xml:space="preserve">Primary-Source Packet</w:t>
             </w:r>
           </w:p>
         </w:tc>
@@ -2058,7 +2058,7 @@
                 <w:sz w:val="16"/>
                 <w:szCs w:val="16"/>
               </w:rPr>
-              <w:t xml:space="preserve">File Map &amp; Print Guide</w:t>
+              <w:t xml:space="preserve">UDL / WIDA overlay</w:t>
             </w:r>
           </w:p>
         </w:tc>
@@ -2081,7 +2081,7 @@
                 <w:sz w:val="16"/>
                 <w:szCs w:val="16"/>
               </w:rPr>
-              <w:t xml:space="preserve">Primary-Source Packet</w:t>
+              <w:t xml:space="preserve">Formative Assessment</w:t>
             </w:r>
           </w:p>
         </w:tc>
@@ -2089,6 +2089,51 @@
           <w:tcPr>
             <w:tcW w:type="dxa" w:w="4530"/>
             <w:shd w:fill="FFFFFF" w:color="auto" w:val="clear"/>
+            <w:tcMar>
+              <w:top w:type="dxa" w:w="60"/>
+              <w:left w:type="dxa" w:w="100"/>
+              <w:bottom w:type="dxa" w:w="60"/>
+              <w:right w:type="dxa" w:w="100"/>
+            </w:tcMar>
+          </w:tcPr>
+          <w:p>
+            <w:r>
+              <w:rPr>
+                <w:color w:val="222222"/>
+                <w:sz w:val="16"/>
+                <w:szCs w:val="16"/>
+              </w:rPr>
+              <w:t xml:space="preserve">File Map &amp; Print Guide</w:t>
+            </w:r>
+          </w:p>
+        </w:tc>
+      </w:tr>
+      <w:tr>
+        <w:tc>
+          <w:tcPr>
+            <w:tcW w:type="dxa" w:w="4530"/>
+            <w:shd w:fill="EEF2F6" w:color="auto" w:val="clear"/>
+            <w:tcMar>
+              <w:top w:type="dxa" w:w="60"/>
+              <w:left w:type="dxa" w:w="100"/>
+              <w:bottom w:type="dxa" w:w="60"/>
+              <w:right w:type="dxa" w:w="100"/>
+            </w:tcMar>
+          </w:tcPr>
+          <w:p>
+            <w:r>
+              <w:rPr>
+                <w:sz w:val="16"/>
+                <w:szCs w:val="16"/>
+              </w:rPr>
+              <w:t xml:space="preserve">Exit Ticket — English &amp; Spanish</w:t>
+            </w:r>
+          </w:p>
+        </w:tc>
+        <w:tc>
+          <w:tcPr>
+            <w:tcW w:type="dxa" w:w="4530"/>
+            <w:shd w:fill="EEF2F6" w:color="auto" w:val="clear"/>
             <w:tcMar>
               <w:top w:type="dxa" w:w="60"/>
               <w:left w:type="dxa" w:w="100"/>
@@ -2108,97 +2153,22 @@
           </w:p>
         </w:tc>
       </w:tr>
-      <w:tr>
-        <w:tc>
-          <w:tcPr>
-            <w:tcW w:type="dxa" w:w="4530"/>
-            <w:shd w:fill="EEF2F6" w:color="auto" w:val="clear"/>
-            <w:tcMar>
-              <w:top w:type="dxa" w:w="60"/>
-              <w:left w:type="dxa" w:w="100"/>
-              <w:bottom w:type="dxa" w:w="60"/>
-              <w:right w:type="dxa" w:w="100"/>
-            </w:tcMar>
-          </w:tcPr>
-          <w:p>
-            <w:r>
-              <w:rPr>
-                <w:sz w:val="16"/>
-                <w:szCs w:val="16"/>
-              </w:rPr>
-              <w:t xml:space="preserve">Formative Assessment</w:t>
-            </w:r>
-          </w:p>
-        </w:tc>
-        <w:tc>
-          <w:tcPr>
-            <w:tcW w:type="dxa" w:w="4530"/>
-            <w:shd w:fill="EEF2F6" w:color="auto" w:val="clear"/>
-            <w:tcMar>
-              <w:top w:type="dxa" w:w="60"/>
-              <w:left w:type="dxa" w:w="100"/>
-              <w:bottom w:type="dxa" w:w="60"/>
-              <w:right w:type="dxa" w:w="100"/>
-            </w:tcMar>
-          </w:tcPr>
-          <w:p>
-            <w:r>
-              <w:rPr>
-                <w:color w:val="FFFFFF"/>
-                <w:sz w:val="16"/>
-                <w:szCs w:val="16"/>
-              </w:rPr>
-              <w:t xml:space="preserve"/>
-            </w:r>
-          </w:p>
-        </w:tc>
-      </w:tr>
-      <w:tr>
-        <w:tc>
-          <w:tcPr>
-            <w:tcW w:type="dxa" w:w="4530"/>
-            <w:shd w:fill="FFFFFF" w:color="auto" w:val="clear"/>
-            <w:tcMar>
-              <w:top w:type="dxa" w:w="60"/>
-              <w:left w:type="dxa" w:w="100"/>
-              <w:bottom w:type="dxa" w:w="60"/>
-              <w:right w:type="dxa" w:w="100"/>
-            </w:tcMar>
-          </w:tcPr>
-          <w:p>
-            <w:r>
-              <w:rPr>
-                <w:sz w:val="16"/>
-                <w:szCs w:val="16"/>
-              </w:rPr>
-              <w:t xml:space="preserve">Exit Ticket — English &amp; Spanish</w:t>
-            </w:r>
-          </w:p>
-        </w:tc>
-        <w:tc>
-          <w:tcPr>
-            <w:tcW w:type="dxa" w:w="4530"/>
-            <w:shd w:fill="FFFFFF" w:color="auto" w:val="clear"/>
-            <w:tcMar>
-              <w:top w:type="dxa" w:w="60"/>
-              <w:left w:type="dxa" w:w="100"/>
-              <w:bottom w:type="dxa" w:w="60"/>
-              <w:right w:type="dxa" w:w="100"/>
-            </w:tcMar>
-          </w:tcPr>
-          <w:p>
-            <w:r>
-              <w:rPr>
-                <w:color w:val="FFFFFF"/>
-                <w:sz w:val="16"/>
-                <w:szCs w:val="16"/>
-              </w:rPr>
-              <w:t xml:space="preserve"/>
-            </w:r>
-          </w:p>
-        </w:tc>
-      </w:tr>
     </w:tbl>
+    <w:p>
+      <w:pPr>
+        <w:spacing w:before="40"/>
+      </w:pPr>
+      <w:r>
+        <w:rPr>
+          <w:i/>
+          <w:iCs/>
+          <w:color w:val="555555"/>
+          <w:sz w:val="15"/>
+          <w:szCs w:val="15"/>
+        </w:rPr>
+        <w:t xml:space="preserve">Note: students print the Cornell Notes Universal Front. The Cornell Support Backs (Guided/Light scaffolds) live in the Teacher Organizer Toolkit and print duplex on the reverse — copy them only for students who need them (MTSS), and fade as evidence grows.</w:t>
+      </w:r>
+    </w:p>
     <w:p>
       <w:pPr>
         <w:spacing w:after="40" w:before="100"/>
@@ -2402,7 +2372,7 @@
           <w:sz w:val="17"/>
           <w:szCs w:val="17"/>
         </w:rPr>
-        <w:t xml:space="preserve">Below ~70% mastery on the exit ticket / formative → reteach with entry-tier materials (guided notes + a shorter source) in a small group — MTSS Tier 2.</w:t>
+        <w:t xml:space="preserve">Below ~70% mastery on the exit ticket / formative → reteach with entry-tier materials (Cornell Notes + the Cornell Support Back + a shorter source) in a small group — MTSS Tier 2.</w:t>
       </w:r>
     </w:p>
     <w:p>
@@ -2680,7 +2650,7 @@
                 <w:sz w:val="15"/>
                 <w:szCs w:val="15"/>
               </w:rPr>
-              <w:t xml:space="preserve">§3 DI — deck visuals + guided notes + modeling</w:t>
+              <w:t xml:space="preserve">§3 DI — deck visuals + Cornell Notes + modeling</w:t>
             </w:r>
           </w:p>
         </w:tc>
@@ -3852,7 +3822,7 @@
                 <w:sz w:val="16"/>
                 <w:szCs w:val="16"/>
               </w:rPr>
-              <w:t xml:space="preserve">Guided Notes (Do-Now box)</w:t>
+              <w:t xml:space="preserve">Word Bank / Do-Now</w:t>
             </w:r>
           </w:p>
         </w:tc>
@@ -3967,7 +3937,7 @@
                 <w:sz w:val="16"/>
                 <w:szCs w:val="16"/>
               </w:rPr>
-              <w:t xml:space="preserve">Direct Instruction — teacher models close reading of the core content; students capture guided notes</w:t>
+              <w:t xml:space="preserve">Direct Instruction — teacher models close reading of the core content; students capture Cornell Notes</w:t>
             </w:r>
           </w:p>
         </w:tc>
@@ -3988,7 +3958,7 @@
                 <w:sz w:val="16"/>
                 <w:szCs w:val="16"/>
               </w:rPr>
-              <w:t xml:space="preserve">Teacher Deck + Guided Notes</w:t>
+              <w:t xml:space="preserve">Teacher Deck + Cornell Notes</w:t>
             </w:r>
           </w:p>
         </w:tc>
@@ -4245,7 +4215,7 @@
           <w:sz w:val="17"/>
           <w:szCs w:val="17"/>
         </w:rPr>
-        <w:t xml:space="preserve">Guided Notes — scaffolded direct-instruction capture</w:t>
+        <w:t xml:space="preserve">Cornell Notes (Universal Front) — direct-teaching capture (cue / notes / summary)</w:t>
       </w:r>
     </w:p>
     <w:p>
@@ -4262,7 +4232,7 @@
           <w:sz w:val="17"/>
           <w:szCs w:val="17"/>
         </w:rPr>
-        <w:t xml:space="preserve">Cornell Notes — cue/notes/summary for retention</w:t>
+        <w:t xml:space="preserve">Cornell Support Backs — optional MTSS scaffold; lives in the Teacher Organizer Toolkit, prints duplex behind the Cornell front, copy only as needed</w:t>
       </w:r>
     </w:p>
     <w:p>
@@ -4894,7 +4864,7 @@
           <w:sz w:val="17"/>
           <w:szCs w:val="17"/>
         </w:rPr>
-        <w:t xml:space="preserve">chunked guided notes, extended time, read-aloud (browser TTS), reduced-item formative option.</w:t>
+        <w:t xml:space="preserve">chunked Cornell Notes (with the support back), extended time, read-aloud (browser TTS), reduced-item formative option.</w:t>
       </w:r>
     </w:p>
     <w:p>
@@ -5107,7 +5077,7 @@
                 <w:sz w:val="16"/>
                 <w:szCs w:val="16"/>
               </w:rPr>
-              <w:t xml:space="preserve">Guided Notes</w:t>
+              <w:t xml:space="preserve">Cornell Notes (Universal Front)</w:t>
             </w:r>
           </w:p>
         </w:tc>
@@ -5152,7 +5122,7 @@
                 <w:sz w:val="16"/>
                 <w:szCs w:val="16"/>
               </w:rPr>
-              <w:t xml:space="preserve">Cornell Notes</w:t>
+              <w:t xml:space="preserve">Comparison / analysis organizer</w:t>
             </w:r>
           </w:p>
         </w:tc>
@@ -5174,7 +5144,7 @@
                 <w:sz w:val="16"/>
                 <w:szCs w:val="16"/>
               </w:rPr>
-              <w:t xml:space="preserve">Formative Assessment — Answer Key</w:t>
+              <w:t xml:space="preserve">Cornell Support Backs — toolkit (copy as needed, MTSS)</w:t>
             </w:r>
           </w:p>
         </w:tc>
@@ -5197,7 +5167,7 @@
                 <w:sz w:val="16"/>
                 <w:szCs w:val="16"/>
               </w:rPr>
-              <w:t xml:space="preserve">Comparison / analysis organizer</w:t>
+              <w:t xml:space="preserve">CER organizer</w:t>
             </w:r>
           </w:p>
         </w:tc>
@@ -5219,7 +5189,7 @@
                 <w:sz w:val="16"/>
                 <w:szCs w:val="16"/>
               </w:rPr>
-              <w:t xml:space="preserve">Primary-Source Teacher Guide</w:t>
+              <w:t xml:space="preserve">Formative Assessment — Answer Key</w:t>
             </w:r>
           </w:p>
         </w:tc>
@@ -5242,7 +5212,7 @@
                 <w:sz w:val="16"/>
                 <w:szCs w:val="16"/>
               </w:rPr>
-              <w:t xml:space="preserve">CER organizer</w:t>
+              <w:t xml:space="preserve">HIPP organizer</w:t>
             </w:r>
           </w:p>
         </w:tc>
@@ -5264,7 +5234,7 @@
                 <w:sz w:val="16"/>
                 <w:szCs w:val="16"/>
               </w:rPr>
-              <w:t xml:space="preserve">UDL / WIDA overlay</w:t>
+              <w:t xml:space="preserve">Primary-Source Teacher Guide</w:t>
             </w:r>
           </w:p>
         </w:tc>
@@ -5287,7 +5257,7 @@
                 <w:sz w:val="16"/>
                 <w:szCs w:val="16"/>
               </w:rPr>
-              <w:t xml:space="preserve">HIPP organizer</w:t>
+              <w:t xml:space="preserve">Primary-Source Packet</w:t>
             </w:r>
           </w:p>
         </w:tc>
@@ -5309,7 +5279,7 @@
                 <w:sz w:val="16"/>
                 <w:szCs w:val="16"/>
               </w:rPr>
-              <w:t xml:space="preserve">File Map &amp; Print Guide</w:t>
+              <w:t xml:space="preserve">UDL / WIDA overlay</w:t>
             </w:r>
           </w:p>
         </w:tc>
@@ -5332,7 +5302,7 @@
                 <w:sz w:val="16"/>
                 <w:szCs w:val="16"/>
               </w:rPr>
-              <w:t xml:space="preserve">Primary-Source Packet</w:t>
+              <w:t xml:space="preserve">Formative Assessment</w:t>
             </w:r>
           </w:p>
         </w:tc>
@@ -5340,6 +5310,51 @@
           <w:tcPr>
             <w:tcW w:type="dxa" w:w="4530"/>
             <w:shd w:fill="FFFFFF" w:color="auto" w:val="clear"/>
+            <w:tcMar>
+              <w:top w:type="dxa" w:w="60"/>
+              <w:left w:type="dxa" w:w="100"/>
+              <w:bottom w:type="dxa" w:w="60"/>
+              <w:right w:type="dxa" w:w="100"/>
+            </w:tcMar>
+          </w:tcPr>
+          <w:p>
+            <w:r>
+              <w:rPr>
+                <w:color w:val="222222"/>
+                <w:sz w:val="16"/>
+                <w:szCs w:val="16"/>
+              </w:rPr>
+              <w:t xml:space="preserve">File Map &amp; Print Guide</w:t>
+            </w:r>
+          </w:p>
+        </w:tc>
+      </w:tr>
+      <w:tr>
+        <w:tc>
+          <w:tcPr>
+            <w:tcW w:type="dxa" w:w="4530"/>
+            <w:shd w:fill="EEF2F6" w:color="auto" w:val="clear"/>
+            <w:tcMar>
+              <w:top w:type="dxa" w:w="60"/>
+              <w:left w:type="dxa" w:w="100"/>
+              <w:bottom w:type="dxa" w:w="60"/>
+              <w:right w:type="dxa" w:w="100"/>
+            </w:tcMar>
+          </w:tcPr>
+          <w:p>
+            <w:r>
+              <w:rPr>
+                <w:sz w:val="16"/>
+                <w:szCs w:val="16"/>
+              </w:rPr>
+              <w:t xml:space="preserve">Exit Ticket — English &amp; Spanish</w:t>
+            </w:r>
+          </w:p>
+        </w:tc>
+        <w:tc>
+          <w:tcPr>
+            <w:tcW w:type="dxa" w:w="4530"/>
+            <w:shd w:fill="EEF2F6" w:color="auto" w:val="clear"/>
             <w:tcMar>
               <w:top w:type="dxa" w:w="60"/>
               <w:left w:type="dxa" w:w="100"/>
@@ -5359,97 +5374,22 @@
           </w:p>
         </w:tc>
       </w:tr>
-      <w:tr>
-        <w:tc>
-          <w:tcPr>
-            <w:tcW w:type="dxa" w:w="4530"/>
-            <w:shd w:fill="EEF2F6" w:color="auto" w:val="clear"/>
-            <w:tcMar>
-              <w:top w:type="dxa" w:w="60"/>
-              <w:left w:type="dxa" w:w="100"/>
-              <w:bottom w:type="dxa" w:w="60"/>
-              <w:right w:type="dxa" w:w="100"/>
-            </w:tcMar>
-          </w:tcPr>
-          <w:p>
-            <w:r>
-              <w:rPr>
-                <w:sz w:val="16"/>
-                <w:szCs w:val="16"/>
-              </w:rPr>
-              <w:t xml:space="preserve">Formative Assessment</w:t>
-            </w:r>
-          </w:p>
-        </w:tc>
-        <w:tc>
-          <w:tcPr>
-            <w:tcW w:type="dxa" w:w="4530"/>
-            <w:shd w:fill="EEF2F6" w:color="auto" w:val="clear"/>
-            <w:tcMar>
-              <w:top w:type="dxa" w:w="60"/>
-              <w:left w:type="dxa" w:w="100"/>
-              <w:bottom w:type="dxa" w:w="60"/>
-              <w:right w:type="dxa" w:w="100"/>
-            </w:tcMar>
-          </w:tcPr>
-          <w:p>
-            <w:r>
-              <w:rPr>
-                <w:color w:val="FFFFFF"/>
-                <w:sz w:val="16"/>
-                <w:szCs w:val="16"/>
-              </w:rPr>
-              <w:t xml:space="preserve"/>
-            </w:r>
-          </w:p>
-        </w:tc>
-      </w:tr>
-      <w:tr>
-        <w:tc>
-          <w:tcPr>
-            <w:tcW w:type="dxa" w:w="4530"/>
-            <w:shd w:fill="FFFFFF" w:color="auto" w:val="clear"/>
-            <w:tcMar>
-              <w:top w:type="dxa" w:w="60"/>
-              <w:left w:type="dxa" w:w="100"/>
-              <w:bottom w:type="dxa" w:w="60"/>
-              <w:right w:type="dxa" w:w="100"/>
-            </w:tcMar>
-          </w:tcPr>
-          <w:p>
-            <w:r>
-              <w:rPr>
-                <w:sz w:val="16"/>
-                <w:szCs w:val="16"/>
-              </w:rPr>
-              <w:t xml:space="preserve">Exit Ticket — English &amp; Spanish</w:t>
-            </w:r>
-          </w:p>
-        </w:tc>
-        <w:tc>
-          <w:tcPr>
-            <w:tcW w:type="dxa" w:w="4530"/>
-            <w:shd w:fill="FFFFFF" w:color="auto" w:val="clear"/>
-            <w:tcMar>
-              <w:top w:type="dxa" w:w="60"/>
-              <w:left w:type="dxa" w:w="100"/>
-              <w:bottom w:type="dxa" w:w="60"/>
-              <w:right w:type="dxa" w:w="100"/>
-            </w:tcMar>
-          </w:tcPr>
-          <w:p>
-            <w:r>
-              <w:rPr>
-                <w:color w:val="FFFFFF"/>
-                <w:sz w:val="16"/>
-                <w:szCs w:val="16"/>
-              </w:rPr>
-              <w:t xml:space="preserve"/>
-            </w:r>
-          </w:p>
-        </w:tc>
-      </w:tr>
     </w:tbl>
+    <w:p>
+      <w:pPr>
+        <w:spacing w:before="40"/>
+      </w:pPr>
+      <w:r>
+        <w:rPr>
+          <w:i/>
+          <w:iCs/>
+          <w:color w:val="555555"/>
+          <w:sz w:val="15"/>
+          <w:szCs w:val="15"/>
+        </w:rPr>
+        <w:t xml:space="preserve">Note: students print the Cornell Notes Universal Front. The Cornell Support Backs (Guided/Light scaffolds) live in the Teacher Organizer Toolkit and print duplex on the reverse — copy them only for students who need them (MTSS), and fade as evidence grows.</w:t>
+      </w:r>
+    </w:p>
     <w:p>
       <w:pPr>
         <w:spacing w:after="40" w:before="100"/>
@@ -5653,7 +5593,7 @@
           <w:sz w:val="17"/>
           <w:szCs w:val="17"/>
         </w:rPr>
-        <w:t xml:space="preserve">Below ~70% mastery on the exit ticket / formative → reteach with entry-tier materials (guided notes + a shorter source) in a small group — MTSS Tier 2.</w:t>
+        <w:t xml:space="preserve">Below ~70% mastery on the exit ticket / formative → reteach with entry-tier materials (Cornell Notes + the Cornell Support Back + a shorter source) in a small group — MTSS Tier 2.</w:t>
       </w:r>
     </w:p>
     <w:p>
@@ -5931,7 +5871,7 @@
                 <w:sz w:val="15"/>
                 <w:szCs w:val="15"/>
               </w:rPr>
-              <w:t xml:space="preserve">§3 DI — deck visuals + guided notes + modeling</w:t>
+              <w:t xml:space="preserve">§3 DI — deck visuals + Cornell Notes + modeling</w:t>
             </w:r>
           </w:p>
         </w:tc>
@@ -7103,7 +7043,7 @@
                 <w:sz w:val="16"/>
                 <w:szCs w:val="16"/>
               </w:rPr>
-              <w:t xml:space="preserve">Guided Notes (Do-Now box)</w:t>
+              <w:t xml:space="preserve">Word Bank / Do-Now</w:t>
             </w:r>
           </w:p>
         </w:tc>
@@ -7218,7 +7158,7 @@
                 <w:sz w:val="16"/>
                 <w:szCs w:val="16"/>
               </w:rPr>
-              <w:t xml:space="preserve">Direct Instruction — teacher models close reading of the core content; students capture guided notes</w:t>
+              <w:t xml:space="preserve">Direct Instruction — teacher models close reading of the core content; students capture Cornell Notes</w:t>
             </w:r>
           </w:p>
         </w:tc>
@@ -7239,7 +7179,7 @@
                 <w:sz w:val="16"/>
                 <w:szCs w:val="16"/>
               </w:rPr>
-              <w:t xml:space="preserve">Teacher Deck + Guided Notes</w:t>
+              <w:t xml:space="preserve">Teacher Deck + Cornell Notes</w:t>
             </w:r>
           </w:p>
         </w:tc>
@@ -7496,7 +7436,7 @@
           <w:sz w:val="17"/>
           <w:szCs w:val="17"/>
         </w:rPr>
-        <w:t xml:space="preserve">Guided Notes — scaffolded direct-instruction capture</w:t>
+        <w:t xml:space="preserve">Cornell Notes (Universal Front) — direct-teaching capture (cue / notes / summary)</w:t>
       </w:r>
     </w:p>
     <w:p>
@@ -7513,7 +7453,7 @@
           <w:sz w:val="17"/>
           <w:szCs w:val="17"/>
         </w:rPr>
-        <w:t xml:space="preserve">Cornell Notes — cue/notes/summary for retention</w:t>
+        <w:t xml:space="preserve">Cornell Support Backs — optional MTSS scaffold; lives in the Teacher Organizer Toolkit, prints duplex behind the Cornell front, copy only as needed</w:t>
       </w:r>
     </w:p>
     <w:p>
@@ -8145,7 +8085,7 @@
           <w:sz w:val="17"/>
           <w:szCs w:val="17"/>
         </w:rPr>
-        <w:t xml:space="preserve">chunked guided notes, extended time, read-aloud (browser TTS), reduced-item formative option.</w:t>
+        <w:t xml:space="preserve">chunked Cornell Notes (with the support back), extended time, read-aloud (browser TTS), reduced-item formative option.</w:t>
       </w:r>
     </w:p>
     <w:p>
@@ -8358,7 +8298,7 @@
                 <w:sz w:val="16"/>
                 <w:szCs w:val="16"/>
               </w:rPr>
-              <w:t xml:space="preserve">Guided Notes</w:t>
+              <w:t xml:space="preserve">Cornell Notes (Universal Front)</w:t>
             </w:r>
           </w:p>
         </w:tc>
@@ -8403,7 +8343,7 @@
                 <w:sz w:val="16"/>
                 <w:szCs w:val="16"/>
               </w:rPr>
-              <w:t xml:space="preserve">Cornell Notes</w:t>
+              <w:t xml:space="preserve">Comparison / analysis organizer</w:t>
             </w:r>
           </w:p>
         </w:tc>
@@ -8425,7 +8365,7 @@
                 <w:sz w:val="16"/>
                 <w:szCs w:val="16"/>
               </w:rPr>
-              <w:t xml:space="preserve">Formative Assessment — Answer Key</w:t>
+              <w:t xml:space="preserve">Cornell Support Backs — toolkit (copy as needed, MTSS)</w:t>
             </w:r>
           </w:p>
         </w:tc>
@@ -8448,7 +8388,7 @@
                 <w:sz w:val="16"/>
                 <w:szCs w:val="16"/>
               </w:rPr>
-              <w:t xml:space="preserve">Comparison / analysis organizer</w:t>
+              <w:t xml:space="preserve">CER organizer</w:t>
             </w:r>
           </w:p>
         </w:tc>
@@ -8470,7 +8410,7 @@
                 <w:sz w:val="16"/>
                 <w:szCs w:val="16"/>
               </w:rPr>
-              <w:t xml:space="preserve">Primary-Source Teacher Guide</w:t>
+              <w:t xml:space="preserve">Formative Assessment — Answer Key</w:t>
             </w:r>
           </w:p>
         </w:tc>
@@ -8493,7 +8433,7 @@
                 <w:sz w:val="16"/>
                 <w:szCs w:val="16"/>
               </w:rPr>
-              <w:t xml:space="preserve">CER organizer</w:t>
+              <w:t xml:space="preserve">HIPP organizer</w:t>
             </w:r>
           </w:p>
         </w:tc>
@@ -8515,7 +8455,7 @@
                 <w:sz w:val="16"/>
                 <w:szCs w:val="16"/>
               </w:rPr>
-              <w:t xml:space="preserve">UDL / WIDA overlay</w:t>
+              <w:t xml:space="preserve">Primary-Source Teacher Guide</w:t>
             </w:r>
           </w:p>
         </w:tc>
@@ -8538,7 +8478,7 @@
                 <w:sz w:val="16"/>
                 <w:szCs w:val="16"/>
               </w:rPr>
-              <w:t xml:space="preserve">HIPP organizer</w:t>
+              <w:t xml:space="preserve">Primary-Source Packet</w:t>
             </w:r>
           </w:p>
         </w:tc>
@@ -8560,7 +8500,7 @@
                 <w:sz w:val="16"/>
                 <w:szCs w:val="16"/>
               </w:rPr>
-              <w:t xml:space="preserve">File Map &amp; Print Guide</w:t>
+              <w:t xml:space="preserve">UDL / WIDA overlay</w:t>
             </w:r>
           </w:p>
         </w:tc>
@@ -8583,7 +8523,7 @@
                 <w:sz w:val="16"/>
                 <w:szCs w:val="16"/>
               </w:rPr>
-              <w:t xml:space="preserve">Primary-Source Packet</w:t>
+              <w:t xml:space="preserve">Formative Assessment</w:t>
             </w:r>
           </w:p>
         </w:tc>
@@ -8591,6 +8531,51 @@
           <w:tcPr>
             <w:tcW w:type="dxa" w:w="4530"/>
             <w:shd w:fill="FFFFFF" w:color="auto" w:val="clear"/>
+            <w:tcMar>
+              <w:top w:type="dxa" w:w="60"/>
+              <w:left w:type="dxa" w:w="100"/>
+              <w:bottom w:type="dxa" w:w="60"/>
+              <w:right w:type="dxa" w:w="100"/>
+            </w:tcMar>
+          </w:tcPr>
+          <w:p>
+            <w:r>
+              <w:rPr>
+                <w:color w:val="222222"/>
+                <w:sz w:val="16"/>
+                <w:szCs w:val="16"/>
+              </w:rPr>
+              <w:t xml:space="preserve">File Map &amp; Print Guide</w:t>
+            </w:r>
+          </w:p>
+        </w:tc>
+      </w:tr>
+      <w:tr>
+        <w:tc>
+          <w:tcPr>
+            <w:tcW w:type="dxa" w:w="4530"/>
+            <w:shd w:fill="EEF2F6" w:color="auto" w:val="clear"/>
+            <w:tcMar>
+              <w:top w:type="dxa" w:w="60"/>
+              <w:left w:type="dxa" w:w="100"/>
+              <w:bottom w:type="dxa" w:w="60"/>
+              <w:right w:type="dxa" w:w="100"/>
+            </w:tcMar>
+          </w:tcPr>
+          <w:p>
+            <w:r>
+              <w:rPr>
+                <w:sz w:val="16"/>
+                <w:szCs w:val="16"/>
+              </w:rPr>
+              <w:t xml:space="preserve">Exit Ticket — English &amp; Spanish</w:t>
+            </w:r>
+          </w:p>
+        </w:tc>
+        <w:tc>
+          <w:tcPr>
+            <w:tcW w:type="dxa" w:w="4530"/>
+            <w:shd w:fill="EEF2F6" w:color="auto" w:val="clear"/>
             <w:tcMar>
               <w:top w:type="dxa" w:w="60"/>
               <w:left w:type="dxa" w:w="100"/>
@@ -8610,97 +8595,22 @@
           </w:p>
         </w:tc>
       </w:tr>
-      <w:tr>
-        <w:tc>
-          <w:tcPr>
-            <w:tcW w:type="dxa" w:w="4530"/>
-            <w:shd w:fill="EEF2F6" w:color="auto" w:val="clear"/>
-            <w:tcMar>
-              <w:top w:type="dxa" w:w="60"/>
-              <w:left w:type="dxa" w:w="100"/>
-              <w:bottom w:type="dxa" w:w="60"/>
-              <w:right w:type="dxa" w:w="100"/>
-            </w:tcMar>
-          </w:tcPr>
-          <w:p>
-            <w:r>
-              <w:rPr>
-                <w:sz w:val="16"/>
-                <w:szCs w:val="16"/>
-              </w:rPr>
-              <w:t xml:space="preserve">Formative Assessment</w:t>
-            </w:r>
-          </w:p>
-        </w:tc>
-        <w:tc>
-          <w:tcPr>
-            <w:tcW w:type="dxa" w:w="4530"/>
-            <w:shd w:fill="EEF2F6" w:color="auto" w:val="clear"/>
-            <w:tcMar>
-              <w:top w:type="dxa" w:w="60"/>
-              <w:left w:type="dxa" w:w="100"/>
-              <w:bottom w:type="dxa" w:w="60"/>
-              <w:right w:type="dxa" w:w="100"/>
-            </w:tcMar>
-          </w:tcPr>
-          <w:p>
-            <w:r>
-              <w:rPr>
-                <w:color w:val="FFFFFF"/>
-                <w:sz w:val="16"/>
-                <w:szCs w:val="16"/>
-              </w:rPr>
-              <w:t xml:space="preserve"/>
-            </w:r>
-          </w:p>
-        </w:tc>
-      </w:tr>
-      <w:tr>
-        <w:tc>
-          <w:tcPr>
-            <w:tcW w:type="dxa" w:w="4530"/>
-            <w:shd w:fill="FFFFFF" w:color="auto" w:val="clear"/>
-            <w:tcMar>
-              <w:top w:type="dxa" w:w="60"/>
-              <w:left w:type="dxa" w:w="100"/>
-              <w:bottom w:type="dxa" w:w="60"/>
-              <w:right w:type="dxa" w:w="100"/>
-            </w:tcMar>
-          </w:tcPr>
-          <w:p>
-            <w:r>
-              <w:rPr>
-                <w:sz w:val="16"/>
-                <w:szCs w:val="16"/>
-              </w:rPr>
-              <w:t xml:space="preserve">Exit Ticket — English &amp; Spanish</w:t>
-            </w:r>
-          </w:p>
-        </w:tc>
-        <w:tc>
-          <w:tcPr>
-            <w:tcW w:type="dxa" w:w="4530"/>
-            <w:shd w:fill="FFFFFF" w:color="auto" w:val="clear"/>
-            <w:tcMar>
-              <w:top w:type="dxa" w:w="60"/>
-              <w:left w:type="dxa" w:w="100"/>
-              <w:bottom w:type="dxa" w:w="60"/>
-              <w:right w:type="dxa" w:w="100"/>
-            </w:tcMar>
-          </w:tcPr>
-          <w:p>
-            <w:r>
-              <w:rPr>
-                <w:color w:val="FFFFFF"/>
-                <w:sz w:val="16"/>
-                <w:szCs w:val="16"/>
-              </w:rPr>
-              <w:t xml:space="preserve"/>
-            </w:r>
-          </w:p>
-        </w:tc>
-      </w:tr>
     </w:tbl>
+    <w:p>
+      <w:pPr>
+        <w:spacing w:before="40"/>
+      </w:pPr>
+      <w:r>
+        <w:rPr>
+          <w:i/>
+          <w:iCs/>
+          <w:color w:val="555555"/>
+          <w:sz w:val="15"/>
+          <w:szCs w:val="15"/>
+        </w:rPr>
+        <w:t xml:space="preserve">Note: students print the Cornell Notes Universal Front. The Cornell Support Backs (Guided/Light scaffolds) live in the Teacher Organizer Toolkit and print duplex on the reverse — copy them only for students who need them (MTSS), and fade as evidence grows.</w:t>
+      </w:r>
+    </w:p>
     <w:p>
       <w:pPr>
         <w:spacing w:after="40" w:before="100"/>
@@ -8904,7 +8814,7 @@
           <w:sz w:val="17"/>
           <w:szCs w:val="17"/>
         </w:rPr>
-        <w:t xml:space="preserve">Below ~70% mastery on the exit ticket / formative → reteach with entry-tier materials (guided notes + a shorter source) in a small group — MTSS Tier 2.</w:t>
+        <w:t xml:space="preserve">Below ~70% mastery on the exit ticket / formative → reteach with entry-tier materials (Cornell Notes + the Cornell Support Back + a shorter source) in a small group — MTSS Tier 2.</w:t>
       </w:r>
     </w:p>
     <w:p>
@@ -9182,7 +9092,7 @@
                 <w:sz w:val="15"/>
                 <w:szCs w:val="15"/>
               </w:rPr>
-              <w:t xml:space="preserve">§3 DI — deck visuals + guided notes + modeling</w:t>
+              <w:t xml:space="preserve">§3 DI — deck visuals + Cornell Notes + modeling</w:t>
             </w:r>
           </w:p>
         </w:tc>
@@ -10354,7 +10264,7 @@
                 <w:sz w:val="16"/>
                 <w:szCs w:val="16"/>
               </w:rPr>
-              <w:t xml:space="preserve">Guided Notes (Do-Now box)</w:t>
+              <w:t xml:space="preserve">Word Bank / Do-Now</w:t>
             </w:r>
           </w:p>
         </w:tc>
@@ -10469,7 +10379,7 @@
                 <w:sz w:val="16"/>
                 <w:szCs w:val="16"/>
               </w:rPr>
-              <w:t xml:space="preserve">Direct Instruction — teacher models close reading of the core content; students capture guided notes</w:t>
+              <w:t xml:space="preserve">Direct Instruction — teacher models close reading of the core content; students capture Cornell Notes</w:t>
             </w:r>
           </w:p>
         </w:tc>
@@ -10490,7 +10400,7 @@
                 <w:sz w:val="16"/>
                 <w:szCs w:val="16"/>
               </w:rPr>
-              <w:t xml:space="preserve">Teacher Deck + Guided Notes</w:t>
+              <w:t xml:space="preserve">Teacher Deck + Cornell Notes</w:t>
             </w:r>
           </w:p>
         </w:tc>
@@ -10747,7 +10657,7 @@
           <w:sz w:val="17"/>
           <w:szCs w:val="17"/>
         </w:rPr>
-        <w:t xml:space="preserve">Guided Notes — scaffolded direct-instruction capture</w:t>
+        <w:t xml:space="preserve">Cornell Notes (Universal Front) — direct-teaching capture (cue / notes / summary)</w:t>
       </w:r>
     </w:p>
     <w:p>
@@ -10764,7 +10674,7 @@
           <w:sz w:val="17"/>
           <w:szCs w:val="17"/>
         </w:rPr>
-        <w:t xml:space="preserve">Cornell Notes — cue/notes/summary for retention</w:t>
+        <w:t xml:space="preserve">Cornell Support Backs — optional MTSS scaffold; lives in the Teacher Organizer Toolkit, prints duplex behind the Cornell front, copy only as needed</w:t>
       </w:r>
     </w:p>
     <w:p>
@@ -11396,7 +11306,7 @@
           <w:sz w:val="17"/>
           <w:szCs w:val="17"/>
         </w:rPr>
-        <w:t xml:space="preserve">chunked guided notes, extended time, read-aloud (browser TTS), reduced-item formative option.</w:t>
+        <w:t xml:space="preserve">chunked Cornell Notes (with the support back), extended time, read-aloud (browser TTS), reduced-item formative option.</w:t>
       </w:r>
     </w:p>
     <w:p>
@@ -11609,7 +11519,7 @@
                 <w:sz w:val="16"/>
                 <w:szCs w:val="16"/>
               </w:rPr>
-              <w:t xml:space="preserve">Guided Notes</w:t>
+              <w:t xml:space="preserve">Cornell Notes (Universal Front)</w:t>
             </w:r>
           </w:p>
         </w:tc>
@@ -11654,7 +11564,7 @@
                 <w:sz w:val="16"/>
                 <w:szCs w:val="16"/>
               </w:rPr>
-              <w:t xml:space="preserve">Cornell Notes</w:t>
+              <w:t xml:space="preserve">Comparison / analysis organizer</w:t>
             </w:r>
           </w:p>
         </w:tc>
@@ -11676,7 +11586,7 @@
                 <w:sz w:val="16"/>
                 <w:szCs w:val="16"/>
               </w:rPr>
-              <w:t xml:space="preserve">Formative Assessment — Answer Key</w:t>
+              <w:t xml:space="preserve">Cornell Support Backs — toolkit (copy as needed, MTSS)</w:t>
             </w:r>
           </w:p>
         </w:tc>
@@ -11699,7 +11609,7 @@
                 <w:sz w:val="16"/>
                 <w:szCs w:val="16"/>
               </w:rPr>
-              <w:t xml:space="preserve">Comparison / analysis organizer</w:t>
+              <w:t xml:space="preserve">CER organizer</w:t>
             </w:r>
           </w:p>
         </w:tc>
@@ -11721,7 +11631,7 @@
                 <w:sz w:val="16"/>
                 <w:szCs w:val="16"/>
               </w:rPr>
-              <w:t xml:space="preserve">Primary-Source Teacher Guide</w:t>
+              <w:t xml:space="preserve">Formative Assessment — Answer Key</w:t>
             </w:r>
           </w:p>
         </w:tc>
@@ -11744,7 +11654,7 @@
                 <w:sz w:val="16"/>
                 <w:szCs w:val="16"/>
               </w:rPr>
-              <w:t xml:space="preserve">CER organizer</w:t>
+              <w:t xml:space="preserve">HIPP organizer</w:t>
             </w:r>
           </w:p>
         </w:tc>
@@ -11766,7 +11676,7 @@
                 <w:sz w:val="16"/>
                 <w:szCs w:val="16"/>
               </w:rPr>
-              <w:t xml:space="preserve">UDL / WIDA overlay</w:t>
+              <w:t xml:space="preserve">Primary-Source Teacher Guide</w:t>
             </w:r>
           </w:p>
         </w:tc>
@@ -11789,7 +11699,7 @@
                 <w:sz w:val="16"/>
                 <w:szCs w:val="16"/>
               </w:rPr>
-              <w:t xml:space="preserve">HIPP organizer</w:t>
+              <w:t xml:space="preserve">Primary-Source Packet</w:t>
             </w:r>
           </w:p>
         </w:tc>
@@ -11811,7 +11721,7 @@
                 <w:sz w:val="16"/>
                 <w:szCs w:val="16"/>
               </w:rPr>
-              <w:t xml:space="preserve">File Map &amp; Print Guide</w:t>
+              <w:t xml:space="preserve">UDL / WIDA overlay</w:t>
             </w:r>
           </w:p>
         </w:tc>
@@ -11834,7 +11744,7 @@
                 <w:sz w:val="16"/>
                 <w:szCs w:val="16"/>
               </w:rPr>
-              <w:t xml:space="preserve">Primary-Source Packet</w:t>
+              <w:t xml:space="preserve">Formative Assessment</w:t>
             </w:r>
           </w:p>
         </w:tc>
@@ -11842,6 +11752,51 @@
           <w:tcPr>
             <w:tcW w:type="dxa" w:w="4530"/>
             <w:shd w:fill="FFFFFF" w:color="auto" w:val="clear"/>
+            <w:tcMar>
+              <w:top w:type="dxa" w:w="60"/>
+              <w:left w:type="dxa" w:w="100"/>
+              <w:bottom w:type="dxa" w:w="60"/>
+              <w:right w:type="dxa" w:w="100"/>
+            </w:tcMar>
+          </w:tcPr>
+          <w:p>
+            <w:r>
+              <w:rPr>
+                <w:color w:val="222222"/>
+                <w:sz w:val="16"/>
+                <w:szCs w:val="16"/>
+              </w:rPr>
+              <w:t xml:space="preserve">File Map &amp; Print Guide</w:t>
+            </w:r>
+          </w:p>
+        </w:tc>
+      </w:tr>
+      <w:tr>
+        <w:tc>
+          <w:tcPr>
+            <w:tcW w:type="dxa" w:w="4530"/>
+            <w:shd w:fill="EEF2F6" w:color="auto" w:val="clear"/>
+            <w:tcMar>
+              <w:top w:type="dxa" w:w="60"/>
+              <w:left w:type="dxa" w:w="100"/>
+              <w:bottom w:type="dxa" w:w="60"/>
+              <w:right w:type="dxa" w:w="100"/>
+            </w:tcMar>
+          </w:tcPr>
+          <w:p>
+            <w:r>
+              <w:rPr>
+                <w:sz w:val="16"/>
+                <w:szCs w:val="16"/>
+              </w:rPr>
+              <w:t xml:space="preserve">Exit Ticket — English &amp; Spanish</w:t>
+            </w:r>
+          </w:p>
+        </w:tc>
+        <w:tc>
+          <w:tcPr>
+            <w:tcW w:type="dxa" w:w="4530"/>
+            <w:shd w:fill="EEF2F6" w:color="auto" w:val="clear"/>
             <w:tcMar>
               <w:top w:type="dxa" w:w="60"/>
               <w:left w:type="dxa" w:w="100"/>
@@ -11861,97 +11816,22 @@
           </w:p>
         </w:tc>
       </w:tr>
-      <w:tr>
-        <w:tc>
-          <w:tcPr>
-            <w:tcW w:type="dxa" w:w="4530"/>
-            <w:shd w:fill="EEF2F6" w:color="auto" w:val="clear"/>
-            <w:tcMar>
-              <w:top w:type="dxa" w:w="60"/>
-              <w:left w:type="dxa" w:w="100"/>
-              <w:bottom w:type="dxa" w:w="60"/>
-              <w:right w:type="dxa" w:w="100"/>
-            </w:tcMar>
-          </w:tcPr>
-          <w:p>
-            <w:r>
-              <w:rPr>
-                <w:sz w:val="16"/>
-                <w:szCs w:val="16"/>
-              </w:rPr>
-              <w:t xml:space="preserve">Formative Assessment</w:t>
-            </w:r>
-          </w:p>
-        </w:tc>
-        <w:tc>
-          <w:tcPr>
-            <w:tcW w:type="dxa" w:w="4530"/>
-            <w:shd w:fill="EEF2F6" w:color="auto" w:val="clear"/>
-            <w:tcMar>
-              <w:top w:type="dxa" w:w="60"/>
-              <w:left w:type="dxa" w:w="100"/>
-              <w:bottom w:type="dxa" w:w="60"/>
-              <w:right w:type="dxa" w:w="100"/>
-            </w:tcMar>
-          </w:tcPr>
-          <w:p>
-            <w:r>
-              <w:rPr>
-                <w:color w:val="FFFFFF"/>
-                <w:sz w:val="16"/>
-                <w:szCs w:val="16"/>
-              </w:rPr>
-              <w:t xml:space="preserve"/>
-            </w:r>
-          </w:p>
-        </w:tc>
-      </w:tr>
-      <w:tr>
-        <w:tc>
-          <w:tcPr>
-            <w:tcW w:type="dxa" w:w="4530"/>
-            <w:shd w:fill="FFFFFF" w:color="auto" w:val="clear"/>
-            <w:tcMar>
-              <w:top w:type="dxa" w:w="60"/>
-              <w:left w:type="dxa" w:w="100"/>
-              <w:bottom w:type="dxa" w:w="60"/>
-              <w:right w:type="dxa" w:w="100"/>
-            </w:tcMar>
-          </w:tcPr>
-          <w:p>
-            <w:r>
-              <w:rPr>
-                <w:sz w:val="16"/>
-                <w:szCs w:val="16"/>
-              </w:rPr>
-              <w:t xml:space="preserve">Exit Ticket — English &amp; Spanish</w:t>
-            </w:r>
-          </w:p>
-        </w:tc>
-        <w:tc>
-          <w:tcPr>
-            <w:tcW w:type="dxa" w:w="4530"/>
-            <w:shd w:fill="FFFFFF" w:color="auto" w:val="clear"/>
-            <w:tcMar>
-              <w:top w:type="dxa" w:w="60"/>
-              <w:left w:type="dxa" w:w="100"/>
-              <w:bottom w:type="dxa" w:w="60"/>
-              <w:right w:type="dxa" w:w="100"/>
-            </w:tcMar>
-          </w:tcPr>
-          <w:p>
-            <w:r>
-              <w:rPr>
-                <w:color w:val="FFFFFF"/>
-                <w:sz w:val="16"/>
-                <w:szCs w:val="16"/>
-              </w:rPr>
-              <w:t xml:space="preserve"/>
-            </w:r>
-          </w:p>
-        </w:tc>
-      </w:tr>
     </w:tbl>
+    <w:p>
+      <w:pPr>
+        <w:spacing w:before="40"/>
+      </w:pPr>
+      <w:r>
+        <w:rPr>
+          <w:i/>
+          <w:iCs/>
+          <w:color w:val="555555"/>
+          <w:sz w:val="15"/>
+          <w:szCs w:val="15"/>
+        </w:rPr>
+        <w:t xml:space="preserve">Note: students print the Cornell Notes Universal Front. The Cornell Support Backs (Guided/Light scaffolds) live in the Teacher Organizer Toolkit and print duplex on the reverse — copy them only for students who need them (MTSS), and fade as evidence grows.</w:t>
+      </w:r>
+    </w:p>
     <w:p>
       <w:pPr>
         <w:spacing w:after="40" w:before="100"/>
@@ -12155,7 +12035,7 @@
           <w:sz w:val="17"/>
           <w:szCs w:val="17"/>
         </w:rPr>
-        <w:t xml:space="preserve">Below ~70% mastery on the exit ticket / formative → reteach with entry-tier materials (guided notes + a shorter source) in a small group — MTSS Tier 2.</w:t>
+        <w:t xml:space="preserve">Below ~70% mastery on the exit ticket / formative → reteach with entry-tier materials (Cornell Notes + the Cornell Support Back + a shorter source) in a small group — MTSS Tier 2.</w:t>
       </w:r>
     </w:p>
     <w:p>
@@ -12433,7 +12313,7 @@
                 <w:sz w:val="15"/>
                 <w:szCs w:val="15"/>
               </w:rPr>
-              <w:t xml:space="preserve">§3 DI — deck visuals + guided notes + modeling</w:t>
+              <w:t xml:space="preserve">§3 DI — deck visuals + Cornell Notes + modeling</w:t>
             </w:r>
           </w:p>
         </w:tc>
@@ -13605,7 +13485,7 @@
                 <w:sz w:val="16"/>
                 <w:szCs w:val="16"/>
               </w:rPr>
-              <w:t xml:space="preserve">Guided Notes (Do-Now box)</w:t>
+              <w:t xml:space="preserve">Word Bank / Do-Now</w:t>
             </w:r>
           </w:p>
         </w:tc>
@@ -13720,7 +13600,7 @@
                 <w:sz w:val="16"/>
                 <w:szCs w:val="16"/>
               </w:rPr>
-              <w:t xml:space="preserve">Direct Instruction — teacher models close reading of the core content; students capture guided notes</w:t>
+              <w:t xml:space="preserve">Direct Instruction — teacher models close reading of the core content; students capture Cornell Notes</w:t>
             </w:r>
           </w:p>
         </w:tc>
@@ -13741,7 +13621,7 @@
                 <w:sz w:val="16"/>
                 <w:szCs w:val="16"/>
               </w:rPr>
-              <w:t xml:space="preserve">Teacher Deck + Guided Notes</w:t>
+              <w:t xml:space="preserve">Teacher Deck + Cornell Notes</w:t>
             </w:r>
           </w:p>
         </w:tc>
@@ -13998,7 +13878,7 @@
           <w:sz w:val="17"/>
           <w:szCs w:val="17"/>
         </w:rPr>
-        <w:t xml:space="preserve">Guided Notes — scaffolded direct-instruction capture</w:t>
+        <w:t xml:space="preserve">Cornell Notes (Universal Front) — direct-teaching capture (cue / notes / summary)</w:t>
       </w:r>
     </w:p>
     <w:p>
@@ -14015,7 +13895,7 @@
           <w:sz w:val="17"/>
           <w:szCs w:val="17"/>
         </w:rPr>
-        <w:t xml:space="preserve">Cornell Notes — cue/notes/summary for retention</w:t>
+        <w:t xml:space="preserve">Cornell Support Backs — optional MTSS scaffold; lives in the Teacher Organizer Toolkit, prints duplex behind the Cornell front, copy only as needed</w:t>
       </w:r>
     </w:p>
     <w:p>
@@ -14647,7 +14527,7 @@
           <w:sz w:val="17"/>
           <w:szCs w:val="17"/>
         </w:rPr>
-        <w:t xml:space="preserve">chunked guided notes, extended time, read-aloud (browser TTS), reduced-item formative option.</w:t>
+        <w:t xml:space="preserve">chunked Cornell Notes (with the support back), extended time, read-aloud (browser TTS), reduced-item formative option.</w:t>
       </w:r>
     </w:p>
     <w:p>
@@ -14860,7 +14740,7 @@
                 <w:sz w:val="16"/>
                 <w:szCs w:val="16"/>
               </w:rPr>
-              <w:t xml:space="preserve">Guided Notes</w:t>
+              <w:t xml:space="preserve">Cornell Notes (Universal Front)</w:t>
             </w:r>
           </w:p>
         </w:tc>
@@ -14905,7 +14785,7 @@
                 <w:sz w:val="16"/>
                 <w:szCs w:val="16"/>
               </w:rPr>
-              <w:t xml:space="preserve">Cornell Notes</w:t>
+              <w:t xml:space="preserve">Comparison / analysis organizer</w:t>
             </w:r>
           </w:p>
         </w:tc>
@@ -14927,7 +14807,7 @@
                 <w:sz w:val="16"/>
                 <w:szCs w:val="16"/>
               </w:rPr>
-              <w:t xml:space="preserve">Formative Assessment — Answer Key</w:t>
+              <w:t xml:space="preserve">Cornell Support Backs — toolkit (copy as needed, MTSS)</w:t>
             </w:r>
           </w:p>
         </w:tc>
@@ -14950,7 +14830,7 @@
                 <w:sz w:val="16"/>
                 <w:szCs w:val="16"/>
               </w:rPr>
-              <w:t xml:space="preserve">Comparison / analysis organizer</w:t>
+              <w:t xml:space="preserve">CER organizer</w:t>
             </w:r>
           </w:p>
         </w:tc>
@@ -14972,7 +14852,7 @@
                 <w:sz w:val="16"/>
                 <w:szCs w:val="16"/>
               </w:rPr>
-              <w:t xml:space="preserve">Primary-Source Teacher Guide</w:t>
+              <w:t xml:space="preserve">Formative Assessment — Answer Key</w:t>
             </w:r>
           </w:p>
         </w:tc>
@@ -14995,7 +14875,7 @@
                 <w:sz w:val="16"/>
                 <w:szCs w:val="16"/>
               </w:rPr>
-              <w:t xml:space="preserve">CER organizer</w:t>
+              <w:t xml:space="preserve">HIPP organizer</w:t>
             </w:r>
           </w:p>
         </w:tc>
@@ -15017,7 +14897,7 @@
                 <w:sz w:val="16"/>
                 <w:szCs w:val="16"/>
               </w:rPr>
-              <w:t xml:space="preserve">UDL / WIDA overlay</w:t>
+              <w:t xml:space="preserve">Primary-Source Teacher Guide</w:t>
             </w:r>
           </w:p>
         </w:tc>
@@ -15040,7 +14920,7 @@
                 <w:sz w:val="16"/>
                 <w:szCs w:val="16"/>
               </w:rPr>
-              <w:t xml:space="preserve">HIPP organizer</w:t>
+              <w:t xml:space="preserve">Primary-Source Packet</w:t>
             </w:r>
           </w:p>
         </w:tc>
@@ -15062,7 +14942,7 @@
                 <w:sz w:val="16"/>
                 <w:szCs w:val="16"/>
               </w:rPr>
-              <w:t xml:space="preserve">File Map &amp; Print Guide</w:t>
+              <w:t xml:space="preserve">UDL / WIDA overlay</w:t>
             </w:r>
           </w:p>
         </w:tc>
@@ -15085,7 +14965,7 @@
                 <w:sz w:val="16"/>
                 <w:szCs w:val="16"/>
               </w:rPr>
-              <w:t xml:space="preserve">Primary-Source Packet</w:t>
+              <w:t xml:space="preserve">Formative Assessment</w:t>
             </w:r>
           </w:p>
         </w:tc>
@@ -15093,6 +14973,51 @@
           <w:tcPr>
             <w:tcW w:type="dxa" w:w="4530"/>
             <w:shd w:fill="FFFFFF" w:color="auto" w:val="clear"/>
+            <w:tcMar>
+              <w:top w:type="dxa" w:w="60"/>
+              <w:left w:type="dxa" w:w="100"/>
+              <w:bottom w:type="dxa" w:w="60"/>
+              <w:right w:type="dxa" w:w="100"/>
+            </w:tcMar>
+          </w:tcPr>
+          <w:p>
+            <w:r>
+              <w:rPr>
+                <w:color w:val="222222"/>
+                <w:sz w:val="16"/>
+                <w:szCs w:val="16"/>
+              </w:rPr>
+              <w:t xml:space="preserve">File Map &amp; Print Guide</w:t>
+            </w:r>
+          </w:p>
+        </w:tc>
+      </w:tr>
+      <w:tr>
+        <w:tc>
+          <w:tcPr>
+            <w:tcW w:type="dxa" w:w="4530"/>
+            <w:shd w:fill="EEF2F6" w:color="auto" w:val="clear"/>
+            <w:tcMar>
+              <w:top w:type="dxa" w:w="60"/>
+              <w:left w:type="dxa" w:w="100"/>
+              <w:bottom w:type="dxa" w:w="60"/>
+              <w:right w:type="dxa" w:w="100"/>
+            </w:tcMar>
+          </w:tcPr>
+          <w:p>
+            <w:r>
+              <w:rPr>
+                <w:sz w:val="16"/>
+                <w:szCs w:val="16"/>
+              </w:rPr>
+              <w:t xml:space="preserve">Exit Ticket — English &amp; Spanish</w:t>
+            </w:r>
+          </w:p>
+        </w:tc>
+        <w:tc>
+          <w:tcPr>
+            <w:tcW w:type="dxa" w:w="4530"/>
+            <w:shd w:fill="EEF2F6" w:color="auto" w:val="clear"/>
             <w:tcMar>
               <w:top w:type="dxa" w:w="60"/>
               <w:left w:type="dxa" w:w="100"/>
@@ -15112,97 +15037,22 @@
           </w:p>
         </w:tc>
       </w:tr>
-      <w:tr>
-        <w:tc>
-          <w:tcPr>
-            <w:tcW w:type="dxa" w:w="4530"/>
-            <w:shd w:fill="EEF2F6" w:color="auto" w:val="clear"/>
-            <w:tcMar>
-              <w:top w:type="dxa" w:w="60"/>
-              <w:left w:type="dxa" w:w="100"/>
-              <w:bottom w:type="dxa" w:w="60"/>
-              <w:right w:type="dxa" w:w="100"/>
-            </w:tcMar>
-          </w:tcPr>
-          <w:p>
-            <w:r>
-              <w:rPr>
-                <w:sz w:val="16"/>
-                <w:szCs w:val="16"/>
-              </w:rPr>
-              <w:t xml:space="preserve">Formative Assessment</w:t>
-            </w:r>
-          </w:p>
-        </w:tc>
-        <w:tc>
-          <w:tcPr>
-            <w:tcW w:type="dxa" w:w="4530"/>
-            <w:shd w:fill="EEF2F6" w:color="auto" w:val="clear"/>
-            <w:tcMar>
-              <w:top w:type="dxa" w:w="60"/>
-              <w:left w:type="dxa" w:w="100"/>
-              <w:bottom w:type="dxa" w:w="60"/>
-              <w:right w:type="dxa" w:w="100"/>
-            </w:tcMar>
-          </w:tcPr>
-          <w:p>
-            <w:r>
-              <w:rPr>
-                <w:color w:val="FFFFFF"/>
-                <w:sz w:val="16"/>
-                <w:szCs w:val="16"/>
-              </w:rPr>
-              <w:t xml:space="preserve"/>
-            </w:r>
-          </w:p>
-        </w:tc>
-      </w:tr>
-      <w:tr>
-        <w:tc>
-          <w:tcPr>
-            <w:tcW w:type="dxa" w:w="4530"/>
-            <w:shd w:fill="FFFFFF" w:color="auto" w:val="clear"/>
-            <w:tcMar>
-              <w:top w:type="dxa" w:w="60"/>
-              <w:left w:type="dxa" w:w="100"/>
-              <w:bottom w:type="dxa" w:w="60"/>
-              <w:right w:type="dxa" w:w="100"/>
-            </w:tcMar>
-          </w:tcPr>
-          <w:p>
-            <w:r>
-              <w:rPr>
-                <w:sz w:val="16"/>
-                <w:szCs w:val="16"/>
-              </w:rPr>
-              <w:t xml:space="preserve">Exit Ticket — English &amp; Spanish</w:t>
-            </w:r>
-          </w:p>
-        </w:tc>
-        <w:tc>
-          <w:tcPr>
-            <w:tcW w:type="dxa" w:w="4530"/>
-            <w:shd w:fill="FFFFFF" w:color="auto" w:val="clear"/>
-            <w:tcMar>
-              <w:top w:type="dxa" w:w="60"/>
-              <w:left w:type="dxa" w:w="100"/>
-              <w:bottom w:type="dxa" w:w="60"/>
-              <w:right w:type="dxa" w:w="100"/>
-            </w:tcMar>
-          </w:tcPr>
-          <w:p>
-            <w:r>
-              <w:rPr>
-                <w:color w:val="FFFFFF"/>
-                <w:sz w:val="16"/>
-                <w:szCs w:val="16"/>
-              </w:rPr>
-              <w:t xml:space="preserve"/>
-            </w:r>
-          </w:p>
-        </w:tc>
-      </w:tr>
     </w:tbl>
+    <w:p>
+      <w:pPr>
+        <w:spacing w:before="40"/>
+      </w:pPr>
+      <w:r>
+        <w:rPr>
+          <w:i/>
+          <w:iCs/>
+          <w:color w:val="555555"/>
+          <w:sz w:val="15"/>
+          <w:szCs w:val="15"/>
+        </w:rPr>
+        <w:t xml:space="preserve">Note: students print the Cornell Notes Universal Front. The Cornell Support Backs (Guided/Light scaffolds) live in the Teacher Organizer Toolkit and print duplex on the reverse — copy them only for students who need them (MTSS), and fade as evidence grows.</w:t>
+      </w:r>
+    </w:p>
     <w:p>
       <w:pPr>
         <w:spacing w:after="40" w:before="100"/>
@@ -15406,7 +15256,7 @@
           <w:sz w:val="17"/>
           <w:szCs w:val="17"/>
         </w:rPr>
-        <w:t xml:space="preserve">Below ~70% mastery on the exit ticket / formative → reteach with entry-tier materials (guided notes + a shorter source) in a small group — MTSS Tier 2.</w:t>
+        <w:t xml:space="preserve">Below ~70% mastery on the exit ticket / formative → reteach with entry-tier materials (Cornell Notes + the Cornell Support Back + a shorter source) in a small group — MTSS Tier 2.</w:t>
       </w:r>
     </w:p>
     <w:p>
@@ -15684,7 +15534,7 @@
                 <w:sz w:val="15"/>
                 <w:szCs w:val="15"/>
               </w:rPr>
-              <w:t xml:space="preserve">§3 DI — deck visuals + guided notes + modeling</w:t>
+              <w:t xml:space="preserve">§3 DI — deck visuals + Cornell Notes + modeling</w:t>
             </w:r>
           </w:p>
         </w:tc>
@@ -16856,7 +16706,7 @@
                 <w:sz w:val="16"/>
                 <w:szCs w:val="16"/>
               </w:rPr>
-              <w:t xml:space="preserve">Guided Notes (Do-Now box)</w:t>
+              <w:t xml:space="preserve">Word Bank / Do-Now</w:t>
             </w:r>
           </w:p>
         </w:tc>
@@ -16971,7 +16821,7 @@
                 <w:sz w:val="16"/>
                 <w:szCs w:val="16"/>
               </w:rPr>
-              <w:t xml:space="preserve">Direct Instruction — teacher models close reading of the core content; students capture guided notes</w:t>
+              <w:t xml:space="preserve">Direct Instruction — teacher models close reading of the core content; students capture Cornell Notes</w:t>
             </w:r>
           </w:p>
         </w:tc>
@@ -16992,7 +16842,7 @@
                 <w:sz w:val="16"/>
                 <w:szCs w:val="16"/>
               </w:rPr>
-              <w:t xml:space="preserve">Teacher Deck + Guided Notes</w:t>
+              <w:t xml:space="preserve">Teacher Deck + Cornell Notes</w:t>
             </w:r>
           </w:p>
         </w:tc>
@@ -17249,7 +17099,7 @@
           <w:sz w:val="17"/>
           <w:szCs w:val="17"/>
         </w:rPr>
-        <w:t xml:space="preserve">Guided Notes — scaffolded direct-instruction capture</w:t>
+        <w:t xml:space="preserve">Cornell Notes (Universal Front) — direct-teaching capture (cue / notes / summary)</w:t>
       </w:r>
     </w:p>
     <w:p>
@@ -17266,7 +17116,7 @@
           <w:sz w:val="17"/>
           <w:szCs w:val="17"/>
         </w:rPr>
-        <w:t xml:space="preserve">Cornell Notes — cue/notes/summary for retention</w:t>
+        <w:t xml:space="preserve">Cornell Support Backs — optional MTSS scaffold; lives in the Teacher Organizer Toolkit, prints duplex behind the Cornell front, copy only as needed</w:t>
       </w:r>
     </w:p>
     <w:p>
@@ -17898,7 +17748,7 @@
           <w:sz w:val="17"/>
           <w:szCs w:val="17"/>
         </w:rPr>
-        <w:t xml:space="preserve">chunked guided notes, extended time, read-aloud (browser TTS), reduced-item formative option.</w:t>
+        <w:t xml:space="preserve">chunked Cornell Notes (with the support back), extended time, read-aloud (browser TTS), reduced-item formative option.</w:t>
       </w:r>
     </w:p>
     <w:p>
@@ -18111,7 +17961,7 @@
                 <w:sz w:val="16"/>
                 <w:szCs w:val="16"/>
               </w:rPr>
-              <w:t xml:space="preserve">Guided Notes</w:t>
+              <w:t xml:space="preserve">Cornell Notes (Universal Front)</w:t>
             </w:r>
           </w:p>
         </w:tc>
@@ -18156,7 +18006,7 @@
                 <w:sz w:val="16"/>
                 <w:szCs w:val="16"/>
               </w:rPr>
-              <w:t xml:space="preserve">Cornell Notes</w:t>
+              <w:t xml:space="preserve">Comparison / analysis organizer</w:t>
             </w:r>
           </w:p>
         </w:tc>
@@ -18178,7 +18028,7 @@
                 <w:sz w:val="16"/>
                 <w:szCs w:val="16"/>
               </w:rPr>
-              <w:t xml:space="preserve">Formative Assessment — Answer Key</w:t>
+              <w:t xml:space="preserve">Cornell Support Backs — toolkit (copy as needed, MTSS)</w:t>
             </w:r>
           </w:p>
         </w:tc>
@@ -18201,7 +18051,7 @@
                 <w:sz w:val="16"/>
                 <w:szCs w:val="16"/>
               </w:rPr>
-              <w:t xml:space="preserve">Comparison / analysis organizer</w:t>
+              <w:t xml:space="preserve">CER organizer</w:t>
             </w:r>
           </w:p>
         </w:tc>
@@ -18223,7 +18073,7 @@
                 <w:sz w:val="16"/>
                 <w:szCs w:val="16"/>
               </w:rPr>
-              <w:t xml:space="preserve">Primary-Source Teacher Guide</w:t>
+              <w:t xml:space="preserve">Formative Assessment — Answer Key</w:t>
             </w:r>
           </w:p>
         </w:tc>
@@ -18246,7 +18096,7 @@
                 <w:sz w:val="16"/>
                 <w:szCs w:val="16"/>
               </w:rPr>
-              <w:t xml:space="preserve">CER organizer</w:t>
+              <w:t xml:space="preserve">HIPP organizer</w:t>
             </w:r>
           </w:p>
         </w:tc>
@@ -18268,7 +18118,7 @@
                 <w:sz w:val="16"/>
                 <w:szCs w:val="16"/>
               </w:rPr>
-              <w:t xml:space="preserve">UDL / WIDA overlay</w:t>
+              <w:t xml:space="preserve">Primary-Source Teacher Guide</w:t>
             </w:r>
           </w:p>
         </w:tc>
@@ -18291,7 +18141,7 @@
                 <w:sz w:val="16"/>
                 <w:szCs w:val="16"/>
               </w:rPr>
-              <w:t xml:space="preserve">HIPP organizer</w:t>
+              <w:t xml:space="preserve">Primary-Source Packet</w:t>
             </w:r>
           </w:p>
         </w:tc>
@@ -18313,7 +18163,7 @@
                 <w:sz w:val="16"/>
                 <w:szCs w:val="16"/>
               </w:rPr>
-              <w:t xml:space="preserve">File Map &amp; Print Guide</w:t>
+              <w:t xml:space="preserve">UDL / WIDA overlay</w:t>
             </w:r>
           </w:p>
         </w:tc>
@@ -18336,7 +18186,7 @@
                 <w:sz w:val="16"/>
                 <w:szCs w:val="16"/>
               </w:rPr>
-              <w:t xml:space="preserve">Primary-Source Packet</w:t>
+              <w:t xml:space="preserve">Formative Assessment</w:t>
             </w:r>
           </w:p>
         </w:tc>
@@ -18344,6 +18194,51 @@
           <w:tcPr>
             <w:tcW w:type="dxa" w:w="4530"/>
             <w:shd w:fill="FFFFFF" w:color="auto" w:val="clear"/>
+            <w:tcMar>
+              <w:top w:type="dxa" w:w="60"/>
+              <w:left w:type="dxa" w:w="100"/>
+              <w:bottom w:type="dxa" w:w="60"/>
+              <w:right w:type="dxa" w:w="100"/>
+            </w:tcMar>
+          </w:tcPr>
+          <w:p>
+            <w:r>
+              <w:rPr>
+                <w:color w:val="222222"/>
+                <w:sz w:val="16"/>
+                <w:szCs w:val="16"/>
+              </w:rPr>
+              <w:t xml:space="preserve">File Map &amp; Print Guide</w:t>
+            </w:r>
+          </w:p>
+        </w:tc>
+      </w:tr>
+      <w:tr>
+        <w:tc>
+          <w:tcPr>
+            <w:tcW w:type="dxa" w:w="4530"/>
+            <w:shd w:fill="EEF2F6" w:color="auto" w:val="clear"/>
+            <w:tcMar>
+              <w:top w:type="dxa" w:w="60"/>
+              <w:left w:type="dxa" w:w="100"/>
+              <w:bottom w:type="dxa" w:w="60"/>
+              <w:right w:type="dxa" w:w="100"/>
+            </w:tcMar>
+          </w:tcPr>
+          <w:p>
+            <w:r>
+              <w:rPr>
+                <w:sz w:val="16"/>
+                <w:szCs w:val="16"/>
+              </w:rPr>
+              <w:t xml:space="preserve">Exit Ticket — English &amp; Spanish</w:t>
+            </w:r>
+          </w:p>
+        </w:tc>
+        <w:tc>
+          <w:tcPr>
+            <w:tcW w:type="dxa" w:w="4530"/>
+            <w:shd w:fill="EEF2F6" w:color="auto" w:val="clear"/>
             <w:tcMar>
               <w:top w:type="dxa" w:w="60"/>
               <w:left w:type="dxa" w:w="100"/>
@@ -18363,97 +18258,22 @@
           </w:p>
         </w:tc>
       </w:tr>
-      <w:tr>
-        <w:tc>
-          <w:tcPr>
-            <w:tcW w:type="dxa" w:w="4530"/>
-            <w:shd w:fill="EEF2F6" w:color="auto" w:val="clear"/>
-            <w:tcMar>
-              <w:top w:type="dxa" w:w="60"/>
-              <w:left w:type="dxa" w:w="100"/>
-              <w:bottom w:type="dxa" w:w="60"/>
-              <w:right w:type="dxa" w:w="100"/>
-            </w:tcMar>
-          </w:tcPr>
-          <w:p>
-            <w:r>
-              <w:rPr>
-                <w:sz w:val="16"/>
-                <w:szCs w:val="16"/>
-              </w:rPr>
-              <w:t xml:space="preserve">Formative Assessment</w:t>
-            </w:r>
-          </w:p>
-        </w:tc>
-        <w:tc>
-          <w:tcPr>
-            <w:tcW w:type="dxa" w:w="4530"/>
-            <w:shd w:fill="EEF2F6" w:color="auto" w:val="clear"/>
-            <w:tcMar>
-              <w:top w:type="dxa" w:w="60"/>
-              <w:left w:type="dxa" w:w="100"/>
-              <w:bottom w:type="dxa" w:w="60"/>
-              <w:right w:type="dxa" w:w="100"/>
-            </w:tcMar>
-          </w:tcPr>
-          <w:p>
-            <w:r>
-              <w:rPr>
-                <w:color w:val="FFFFFF"/>
-                <w:sz w:val="16"/>
-                <w:szCs w:val="16"/>
-              </w:rPr>
-              <w:t xml:space="preserve"/>
-            </w:r>
-          </w:p>
-        </w:tc>
-      </w:tr>
-      <w:tr>
-        <w:tc>
-          <w:tcPr>
-            <w:tcW w:type="dxa" w:w="4530"/>
-            <w:shd w:fill="FFFFFF" w:color="auto" w:val="clear"/>
-            <w:tcMar>
-              <w:top w:type="dxa" w:w="60"/>
-              <w:left w:type="dxa" w:w="100"/>
-              <w:bottom w:type="dxa" w:w="60"/>
-              <w:right w:type="dxa" w:w="100"/>
-            </w:tcMar>
-          </w:tcPr>
-          <w:p>
-            <w:r>
-              <w:rPr>
-                <w:sz w:val="16"/>
-                <w:szCs w:val="16"/>
-              </w:rPr>
-              <w:t xml:space="preserve">Exit Ticket — English &amp; Spanish</w:t>
-            </w:r>
-          </w:p>
-        </w:tc>
-        <w:tc>
-          <w:tcPr>
-            <w:tcW w:type="dxa" w:w="4530"/>
-            <w:shd w:fill="FFFFFF" w:color="auto" w:val="clear"/>
-            <w:tcMar>
-              <w:top w:type="dxa" w:w="60"/>
-              <w:left w:type="dxa" w:w="100"/>
-              <w:bottom w:type="dxa" w:w="60"/>
-              <w:right w:type="dxa" w:w="100"/>
-            </w:tcMar>
-          </w:tcPr>
-          <w:p>
-            <w:r>
-              <w:rPr>
-                <w:color w:val="FFFFFF"/>
-                <w:sz w:val="16"/>
-                <w:szCs w:val="16"/>
-              </w:rPr>
-              <w:t xml:space="preserve"/>
-            </w:r>
-          </w:p>
-        </w:tc>
-      </w:tr>
     </w:tbl>
+    <w:p>
+      <w:pPr>
+        <w:spacing w:before="40"/>
+      </w:pPr>
+      <w:r>
+        <w:rPr>
+          <w:i/>
+          <w:iCs/>
+          <w:color w:val="555555"/>
+          <w:sz w:val="15"/>
+          <w:szCs w:val="15"/>
+        </w:rPr>
+        <w:t xml:space="preserve">Note: students print the Cornell Notes Universal Front. The Cornell Support Backs (Guided/Light scaffolds) live in the Teacher Organizer Toolkit and print duplex on the reverse — copy them only for students who need them (MTSS), and fade as evidence grows.</w:t>
+      </w:r>
+    </w:p>
     <w:p>
       <w:pPr>
         <w:spacing w:after="40" w:before="100"/>
@@ -18657,7 +18477,7 @@
           <w:sz w:val="17"/>
           <w:szCs w:val="17"/>
         </w:rPr>
-        <w:t xml:space="preserve">Below ~70% mastery on the exit ticket / formative → reteach with entry-tier materials (guided notes + a shorter source) in a small group — MTSS Tier 2.</w:t>
+        <w:t xml:space="preserve">Below ~70% mastery on the exit ticket / formative → reteach with entry-tier materials (Cornell Notes + the Cornell Support Back + a shorter source) in a small group — MTSS Tier 2.</w:t>
       </w:r>
     </w:p>
     <w:p>
@@ -18935,7 +18755,7 @@
                 <w:sz w:val="15"/>
                 <w:szCs w:val="15"/>
               </w:rPr>
-              <w:t xml:space="preserve">§3 DI — deck visuals + guided notes + modeling</w:t>
+              <w:t xml:space="preserve">§3 DI — deck visuals + Cornell Notes + modeling</w:t>
             </w:r>
           </w:p>
         </w:tc>
@@ -20107,7 +19927,7 @@
                 <w:sz w:val="16"/>
                 <w:szCs w:val="16"/>
               </w:rPr>
-              <w:t xml:space="preserve">Guided Notes (Do-Now box)</w:t>
+              <w:t xml:space="preserve">Word Bank / Do-Now</w:t>
             </w:r>
           </w:p>
         </w:tc>
@@ -20222,7 +20042,7 @@
                 <w:sz w:val="16"/>
                 <w:szCs w:val="16"/>
               </w:rPr>
-              <w:t xml:space="preserve">Direct Instruction — teacher models close reading of the core content; students capture guided notes</w:t>
+              <w:t xml:space="preserve">Direct Instruction — teacher models close reading of the core content; students capture Cornell Notes</w:t>
             </w:r>
           </w:p>
         </w:tc>
@@ -20243,7 +20063,7 @@
                 <w:sz w:val="16"/>
                 <w:szCs w:val="16"/>
               </w:rPr>
-              <w:t xml:space="preserve">Teacher Deck + Guided Notes</w:t>
+              <w:t xml:space="preserve">Teacher Deck + Cornell Notes</w:t>
             </w:r>
           </w:p>
         </w:tc>
@@ -20500,7 +20320,7 @@
           <w:sz w:val="17"/>
           <w:szCs w:val="17"/>
         </w:rPr>
-        <w:t xml:space="preserve">Guided Notes — scaffolded direct-instruction capture</w:t>
+        <w:t xml:space="preserve">Cornell Notes (Universal Front) — direct-teaching capture (cue / notes / summary)</w:t>
       </w:r>
     </w:p>
     <w:p>
@@ -20517,7 +20337,7 @@
           <w:sz w:val="17"/>
           <w:szCs w:val="17"/>
         </w:rPr>
-        <w:t xml:space="preserve">Cornell Notes — cue/notes/summary for retention</w:t>
+        <w:t xml:space="preserve">Cornell Support Backs — optional MTSS scaffold; lives in the Teacher Organizer Toolkit, prints duplex behind the Cornell front, copy only as needed</w:t>
       </w:r>
     </w:p>
     <w:p>
@@ -21149,7 +20969,7 @@
           <w:sz w:val="17"/>
           <w:szCs w:val="17"/>
         </w:rPr>
-        <w:t xml:space="preserve">chunked guided notes, extended time, read-aloud (browser TTS), reduced-item formative option.</w:t>
+        <w:t xml:space="preserve">chunked Cornell Notes (with the support back), extended time, read-aloud (browser TTS), reduced-item formative option.</w:t>
       </w:r>
     </w:p>
     <w:p>
@@ -21362,7 +21182,7 @@
                 <w:sz w:val="16"/>
                 <w:szCs w:val="16"/>
               </w:rPr>
-              <w:t xml:space="preserve">Guided Notes</w:t>
+              <w:t xml:space="preserve">Cornell Notes (Universal Front)</w:t>
             </w:r>
           </w:p>
         </w:tc>
@@ -21407,7 +21227,7 @@
                 <w:sz w:val="16"/>
                 <w:szCs w:val="16"/>
               </w:rPr>
-              <w:t xml:space="preserve">Cornell Notes</w:t>
+              <w:t xml:space="preserve">Comparison / analysis organizer</w:t>
             </w:r>
           </w:p>
         </w:tc>
@@ -21429,7 +21249,7 @@
                 <w:sz w:val="16"/>
                 <w:szCs w:val="16"/>
               </w:rPr>
-              <w:t xml:space="preserve">Formative Assessment — Answer Key</w:t>
+              <w:t xml:space="preserve">Cornell Support Backs — toolkit (copy as needed, MTSS)</w:t>
             </w:r>
           </w:p>
         </w:tc>
@@ -21452,7 +21272,7 @@
                 <w:sz w:val="16"/>
                 <w:szCs w:val="16"/>
               </w:rPr>
-              <w:t xml:space="preserve">Comparison / analysis organizer</w:t>
+              <w:t xml:space="preserve">CER organizer</w:t>
             </w:r>
           </w:p>
         </w:tc>
@@ -21474,7 +21294,7 @@
                 <w:sz w:val="16"/>
                 <w:szCs w:val="16"/>
               </w:rPr>
-              <w:t xml:space="preserve">Primary-Source Teacher Guide</w:t>
+              <w:t xml:space="preserve">Formative Assessment — Answer Key</w:t>
             </w:r>
           </w:p>
         </w:tc>
@@ -21497,7 +21317,7 @@
                 <w:sz w:val="16"/>
                 <w:szCs w:val="16"/>
               </w:rPr>
-              <w:t xml:space="preserve">CER organizer</w:t>
+              <w:t xml:space="preserve">HIPP organizer</w:t>
             </w:r>
           </w:p>
         </w:tc>
@@ -21519,7 +21339,7 @@
                 <w:sz w:val="16"/>
                 <w:szCs w:val="16"/>
               </w:rPr>
-              <w:t xml:space="preserve">UDL / WIDA overlay</w:t>
+              <w:t xml:space="preserve">Primary-Source Teacher Guide</w:t>
             </w:r>
           </w:p>
         </w:tc>
@@ -21542,7 +21362,7 @@
                 <w:sz w:val="16"/>
                 <w:szCs w:val="16"/>
               </w:rPr>
-              <w:t xml:space="preserve">HIPP organizer</w:t>
+              <w:t xml:space="preserve">Primary-Source Packet</w:t>
             </w:r>
           </w:p>
         </w:tc>
@@ -21564,7 +21384,7 @@
                 <w:sz w:val="16"/>
                 <w:szCs w:val="16"/>
               </w:rPr>
-              <w:t xml:space="preserve">File Map &amp; Print Guide</w:t>
+              <w:t xml:space="preserve">UDL / WIDA overlay</w:t>
             </w:r>
           </w:p>
         </w:tc>
@@ -21587,7 +21407,7 @@
                 <w:sz w:val="16"/>
                 <w:szCs w:val="16"/>
               </w:rPr>
-              <w:t xml:space="preserve">Primary-Source Packet</w:t>
+              <w:t xml:space="preserve">Formative Assessment</w:t>
             </w:r>
           </w:p>
         </w:tc>
@@ -21595,6 +21415,51 @@
           <w:tcPr>
             <w:tcW w:type="dxa" w:w="4530"/>
             <w:shd w:fill="FFFFFF" w:color="auto" w:val="clear"/>
+            <w:tcMar>
+              <w:top w:type="dxa" w:w="60"/>
+              <w:left w:type="dxa" w:w="100"/>
+              <w:bottom w:type="dxa" w:w="60"/>
+              <w:right w:type="dxa" w:w="100"/>
+            </w:tcMar>
+          </w:tcPr>
+          <w:p>
+            <w:r>
+              <w:rPr>
+                <w:color w:val="222222"/>
+                <w:sz w:val="16"/>
+                <w:szCs w:val="16"/>
+              </w:rPr>
+              <w:t xml:space="preserve">File Map &amp; Print Guide</w:t>
+            </w:r>
+          </w:p>
+        </w:tc>
+      </w:tr>
+      <w:tr>
+        <w:tc>
+          <w:tcPr>
+            <w:tcW w:type="dxa" w:w="4530"/>
+            <w:shd w:fill="EEF2F6" w:color="auto" w:val="clear"/>
+            <w:tcMar>
+              <w:top w:type="dxa" w:w="60"/>
+              <w:left w:type="dxa" w:w="100"/>
+              <w:bottom w:type="dxa" w:w="60"/>
+              <w:right w:type="dxa" w:w="100"/>
+            </w:tcMar>
+          </w:tcPr>
+          <w:p>
+            <w:r>
+              <w:rPr>
+                <w:sz w:val="16"/>
+                <w:szCs w:val="16"/>
+              </w:rPr>
+              <w:t xml:space="preserve">Exit Ticket — English &amp; Spanish</w:t>
+            </w:r>
+          </w:p>
+        </w:tc>
+        <w:tc>
+          <w:tcPr>
+            <w:tcW w:type="dxa" w:w="4530"/>
+            <w:shd w:fill="EEF2F6" w:color="auto" w:val="clear"/>
             <w:tcMar>
               <w:top w:type="dxa" w:w="60"/>
               <w:left w:type="dxa" w:w="100"/>
@@ -21614,97 +21479,22 @@
           </w:p>
         </w:tc>
       </w:tr>
-      <w:tr>
-        <w:tc>
-          <w:tcPr>
-            <w:tcW w:type="dxa" w:w="4530"/>
-            <w:shd w:fill="EEF2F6" w:color="auto" w:val="clear"/>
-            <w:tcMar>
-              <w:top w:type="dxa" w:w="60"/>
-              <w:left w:type="dxa" w:w="100"/>
-              <w:bottom w:type="dxa" w:w="60"/>
-              <w:right w:type="dxa" w:w="100"/>
-            </w:tcMar>
-          </w:tcPr>
-          <w:p>
-            <w:r>
-              <w:rPr>
-                <w:sz w:val="16"/>
-                <w:szCs w:val="16"/>
-              </w:rPr>
-              <w:t xml:space="preserve">Formative Assessment</w:t>
-            </w:r>
-          </w:p>
-        </w:tc>
-        <w:tc>
-          <w:tcPr>
-            <w:tcW w:type="dxa" w:w="4530"/>
-            <w:shd w:fill="EEF2F6" w:color="auto" w:val="clear"/>
-            <w:tcMar>
-              <w:top w:type="dxa" w:w="60"/>
-              <w:left w:type="dxa" w:w="100"/>
-              <w:bottom w:type="dxa" w:w="60"/>
-              <w:right w:type="dxa" w:w="100"/>
-            </w:tcMar>
-          </w:tcPr>
-          <w:p>
-            <w:r>
-              <w:rPr>
-                <w:color w:val="FFFFFF"/>
-                <w:sz w:val="16"/>
-                <w:szCs w:val="16"/>
-              </w:rPr>
-              <w:t xml:space="preserve"/>
-            </w:r>
-          </w:p>
-        </w:tc>
-      </w:tr>
-      <w:tr>
-        <w:tc>
-          <w:tcPr>
-            <w:tcW w:type="dxa" w:w="4530"/>
-            <w:shd w:fill="FFFFFF" w:color="auto" w:val="clear"/>
-            <w:tcMar>
-              <w:top w:type="dxa" w:w="60"/>
-              <w:left w:type="dxa" w:w="100"/>
-              <w:bottom w:type="dxa" w:w="60"/>
-              <w:right w:type="dxa" w:w="100"/>
-            </w:tcMar>
-          </w:tcPr>
-          <w:p>
-            <w:r>
-              <w:rPr>
-                <w:sz w:val="16"/>
-                <w:szCs w:val="16"/>
-              </w:rPr>
-              <w:t xml:space="preserve">Exit Ticket — English &amp; Spanish</w:t>
-            </w:r>
-          </w:p>
-        </w:tc>
-        <w:tc>
-          <w:tcPr>
-            <w:tcW w:type="dxa" w:w="4530"/>
-            <w:shd w:fill="FFFFFF" w:color="auto" w:val="clear"/>
-            <w:tcMar>
-              <w:top w:type="dxa" w:w="60"/>
-              <w:left w:type="dxa" w:w="100"/>
-              <w:bottom w:type="dxa" w:w="60"/>
-              <w:right w:type="dxa" w:w="100"/>
-            </w:tcMar>
-          </w:tcPr>
-          <w:p>
-            <w:r>
-              <w:rPr>
-                <w:color w:val="FFFFFF"/>
-                <w:sz w:val="16"/>
-                <w:szCs w:val="16"/>
-              </w:rPr>
-              <w:t xml:space="preserve"/>
-            </w:r>
-          </w:p>
-        </w:tc>
-      </w:tr>
     </w:tbl>
+    <w:p>
+      <w:pPr>
+        <w:spacing w:before="40"/>
+      </w:pPr>
+      <w:r>
+        <w:rPr>
+          <w:i/>
+          <w:iCs/>
+          <w:color w:val="555555"/>
+          <w:sz w:val="15"/>
+          <w:szCs w:val="15"/>
+        </w:rPr>
+        <w:t xml:space="preserve">Note: students print the Cornell Notes Universal Front. The Cornell Support Backs (Guided/Light scaffolds) live in the Teacher Organizer Toolkit and print duplex on the reverse — copy them only for students who need them (MTSS), and fade as evidence grows.</w:t>
+      </w:r>
+    </w:p>
     <w:p>
       <w:pPr>
         <w:spacing w:after="40" w:before="100"/>
@@ -21908,7 +21698,7 @@
           <w:sz w:val="17"/>
           <w:szCs w:val="17"/>
         </w:rPr>
-        <w:t xml:space="preserve">Below ~70% mastery on the exit ticket / formative → reteach with entry-tier materials (guided notes + a shorter source) in a small group — MTSS Tier 2.</w:t>
+        <w:t xml:space="preserve">Below ~70% mastery on the exit ticket / formative → reteach with entry-tier materials (Cornell Notes + the Cornell Support Back + a shorter source) in a small group — MTSS Tier 2.</w:t>
       </w:r>
     </w:p>
     <w:p>
@@ -22186,7 +21976,7 @@
                 <w:sz w:val="15"/>
                 <w:szCs w:val="15"/>
               </w:rPr>
-              <w:t xml:space="preserve">§3 DI — deck visuals + guided notes + modeling</w:t>
+              <w:t xml:space="preserve">§3 DI — deck visuals + Cornell Notes + modeling</w:t>
             </w:r>
           </w:p>
         </w:tc>

--- a/HistoryHack_Platinum/deliverables_unit1/lesson_plans/Unit1_TEAM_Lesson_Plans_Binder.docx
+++ b/HistoryHack_Platinum/deliverables_unit1/lesson_plans/Unit1_TEAM_Lesson_Plans_Binder.docx
@@ -358,7 +358,7 @@
           <w:sz w:val="17"/>
           <w:szCs w:val="17"/>
         </w:rPr>
-        <w:t xml:space="preserve">HIPP organizer on “Homestead Act” (U.S. Congress, May 20, 1862 (12 Stat. 392)).</w:t>
+        <w:t xml:space="preserve">HIPPO organizer on “Homestead Act” (U.S. Congress, May 20, 1862 (12 Stat. 392)).</w:t>
       </w:r>
     </w:p>
     <w:p>
@@ -767,7 +767,7 @@
                 <w:sz w:val="16"/>
                 <w:szCs w:val="16"/>
               </w:rPr>
-              <w:t xml:space="preserve">Guided Practice — Cornell Notes + a comparison/analysis organizer</w:t>
+              <w:t xml:space="preserve">Guided Practice — Cornell Notes + the Geographer's Lens map task (priority — geography is frequently missed on the EOC)</w:t>
             </w:r>
           </w:p>
         </w:tc>
@@ -788,7 +788,7 @@
                 <w:sz w:val="16"/>
                 <w:szCs w:val="16"/>
               </w:rPr>
-              <w:t xml:space="preserve">Cornell Notes · organizer</w:t>
+              <w:t xml:space="preserve">Cornell Notes · Geographer's Lens map</w:t>
             </w:r>
           </w:p>
         </w:tc>
@@ -835,7 +835,7 @@
                 <w:sz w:val="16"/>
                 <w:szCs w:val="16"/>
               </w:rPr>
-              <w:t xml:space="preserve">Primary Source / HIPP — analyze the source; begin CER</w:t>
+              <w:t xml:space="preserve">Primary Source / HIPPO — analyze the source; begin CER</w:t>
             </w:r>
           </w:p>
         </w:tc>
@@ -856,7 +856,7 @@
                 <w:sz w:val="16"/>
                 <w:szCs w:val="16"/>
               </w:rPr>
-              <w:t xml:space="preserve">Primary-Source Packet · HIPP · CER organizer</w:t>
+              <w:t xml:space="preserve">Primary-Source Packet · HIPPO · CER organizer</w:t>
             </w:r>
           </w:p>
         </w:tc>
@@ -1028,7 +1028,7 @@
           <w:sz w:val="17"/>
           <w:szCs w:val="17"/>
         </w:rPr>
-        <w:t xml:space="preserve">Geographer's Lens map task — locate and explain the places that shaped this standard</w:t>
+        <w:t xml:space="preserve">Primary-Source Packet + HIPPO organizer — sourcing &amp; analysis of “Homestead Act”</w:t>
       </w:r>
     </w:p>
     <w:p>
@@ -1045,7 +1045,7 @@
           <w:sz w:val="17"/>
           <w:szCs w:val="17"/>
         </w:rPr>
-        <w:t xml:space="preserve">Primary-Source Packet + HIPP organizer — sourcing &amp; analysis of “Homestead Act”</w:t>
+        <w:t xml:space="preserve">CER organizer — evidence-based extended writing</w:t>
       </w:r>
     </w:p>
     <w:p>
@@ -1062,7 +1062,7 @@
           <w:sz w:val="17"/>
           <w:szCs w:val="17"/>
         </w:rPr>
-        <w:t xml:space="preserve">CER organizer — evidence-based extended writing</w:t>
+        <w:t xml:space="preserve">Formative Assessment + Exit Ticket (EN/ES) — checks for understanding</w:t>
       </w:r>
     </w:p>
     <w:p>
@@ -1076,10 +1076,20 @@
       </w:pPr>
       <w:r>
         <w:rPr>
-          <w:sz w:val="17"/>
-          <w:szCs w:val="17"/>
-        </w:rPr>
-        <w:t xml:space="preserve">Formative Assessment + Exit Ticket (EN/ES) — checks for understanding</w:t>
+          <w:b/>
+          <w:bCs/>
+          <w:color w:val="7A1F2B"/>
+          <w:sz w:val="17"/>
+          <w:szCs w:val="17"/>
+        </w:rPr>
+        <w:t xml:space="preserve">Geographer's Lens — map task (priority): </w:t>
+      </w:r>
+      <w:r>
+        <w:rPr>
+          <w:sz w:val="17"/>
+          <w:szCs w:val="17"/>
+        </w:rPr>
+        <w:t xml:space="preserve">locate and explain the places that shaped this standard. Geography is one of the most-missed EOC skills — do not skip it when the standard carries a geographic dimension.</w:t>
       </w:r>
     </w:p>
     <w:p>
@@ -1853,10 +1863,11 @@
           <w:p>
             <w:r>
               <w:rPr>
+                <w:color w:val="222222"/>
                 <w:sz w:val="16"/>
                 <w:szCs w:val="16"/>
               </w:rPr>
-              <w:t xml:space="preserve">Cornell Notes (Universal Front)</w:t>
+              <w:t xml:space="preserve">Vocabulary — Word Bank</w:t>
             </w:r>
           </w:p>
         </w:tc>
@@ -1898,10 +1909,11 @@
           <w:p>
             <w:r>
               <w:rPr>
+                <w:color w:val="222222"/>
                 <w:sz w:val="16"/>
                 <w:szCs w:val="16"/>
               </w:rPr>
-              <w:t xml:space="preserve">Comparison / analysis organizer</w:t>
+              <w:t xml:space="preserve">Vocabulary Studio</w:t>
             </w:r>
           </w:p>
         </w:tc>
@@ -1943,10 +1955,11 @@
           <w:p>
             <w:r>
               <w:rPr>
+                <w:color w:val="222222"/>
                 <w:sz w:val="16"/>
                 <w:szCs w:val="16"/>
               </w:rPr>
-              <w:t xml:space="preserve">CER organizer</w:t>
+              <w:t xml:space="preserve">Cornell Notes (Universal Front)</w:t>
             </w:r>
           </w:p>
         </w:tc>
@@ -1988,10 +2001,11 @@
           <w:p>
             <w:r>
               <w:rPr>
+                <w:color w:val="222222"/>
                 <w:sz w:val="16"/>
                 <w:szCs w:val="16"/>
               </w:rPr>
-              <w:t xml:space="preserve">HIPP organizer</w:t>
+              <w:t xml:space="preserve">Close Read</w:t>
             </w:r>
           </w:p>
         </w:tc>
@@ -2033,10 +2047,11 @@
           <w:p>
             <w:r>
               <w:rPr>
+                <w:color w:val="222222"/>
                 <w:sz w:val="16"/>
                 <w:szCs w:val="16"/>
               </w:rPr>
-              <w:t xml:space="preserve">Primary-Source Packet</w:t>
+              <w:t xml:space="preserve">Geographer's Lens — map task</w:t>
             </w:r>
           </w:p>
         </w:tc>
@@ -2078,10 +2093,11 @@
           <w:p>
             <w:r>
               <w:rPr>
+                <w:color w:val="222222"/>
                 <w:sz w:val="16"/>
                 <w:szCs w:val="16"/>
               </w:rPr>
-              <w:t xml:space="preserve">Formative Assessment</w:t>
+              <w:t xml:space="preserve">Primary Source / Data Analysis + HIPPO</w:t>
             </w:r>
           </w:p>
         </w:tc>
@@ -2123,6 +2139,99 @@
           <w:p>
             <w:r>
               <w:rPr>
+                <w:color w:val="222222"/>
+                <w:sz w:val="16"/>
+                <w:szCs w:val="16"/>
+              </w:rPr>
+              <w:t xml:space="preserve">Core Application — Practice Quiz</w:t>
+            </w:r>
+          </w:p>
+        </w:tc>
+        <w:tc>
+          <w:tcPr>
+            <w:tcW w:type="dxa" w:w="4530"/>
+            <w:shd w:fill="EEF2F6" w:color="auto" w:val="clear"/>
+            <w:tcMar>
+              <w:top w:type="dxa" w:w="60"/>
+              <w:left w:type="dxa" w:w="100"/>
+              <w:bottom w:type="dxa" w:w="60"/>
+              <w:right w:type="dxa" w:w="100"/>
+            </w:tcMar>
+          </w:tcPr>
+          <w:p>
+            <w:r>
+              <w:rPr>
+                <w:color w:val="FFFFFF"/>
+                <w:sz w:val="16"/>
+                <w:szCs w:val="16"/>
+              </w:rPr>
+              <w:t xml:space="preserve"/>
+            </w:r>
+          </w:p>
+        </w:tc>
+      </w:tr>
+      <w:tr>
+        <w:tc>
+          <w:tcPr>
+            <w:tcW w:type="dxa" w:w="4530"/>
+            <w:shd w:fill="FFFFFF" w:color="auto" w:val="clear"/>
+            <w:tcMar>
+              <w:top w:type="dxa" w:w="60"/>
+              <w:left w:type="dxa" w:w="100"/>
+              <w:bottom w:type="dxa" w:w="60"/>
+              <w:right w:type="dxa" w:w="100"/>
+            </w:tcMar>
+          </w:tcPr>
+          <w:p>
+            <w:r>
+              <w:rPr>
+                <w:color w:val="222222"/>
+                <w:sz w:val="16"/>
+                <w:szCs w:val="16"/>
+              </w:rPr>
+              <w:t xml:space="preserve">Constructed Response (CER)</w:t>
+            </w:r>
+          </w:p>
+        </w:tc>
+        <w:tc>
+          <w:tcPr>
+            <w:tcW w:type="dxa" w:w="4530"/>
+            <w:shd w:fill="FFFFFF" w:color="auto" w:val="clear"/>
+            <w:tcMar>
+              <w:top w:type="dxa" w:w="60"/>
+              <w:left w:type="dxa" w:w="100"/>
+              <w:bottom w:type="dxa" w:w="60"/>
+              <w:right w:type="dxa" w:w="100"/>
+            </w:tcMar>
+          </w:tcPr>
+          <w:p>
+            <w:r>
+              <w:rPr>
+                <w:color w:val="FFFFFF"/>
+                <w:sz w:val="16"/>
+                <w:szCs w:val="16"/>
+              </w:rPr>
+              <w:t xml:space="preserve"/>
+            </w:r>
+          </w:p>
+        </w:tc>
+      </w:tr>
+      <w:tr>
+        <w:tc>
+          <w:tcPr>
+            <w:tcW w:type="dxa" w:w="4530"/>
+            <w:shd w:fill="EEF2F6" w:color="auto" w:val="clear"/>
+            <w:tcMar>
+              <w:top w:type="dxa" w:w="60"/>
+              <w:left w:type="dxa" w:w="100"/>
+              <w:bottom w:type="dxa" w:w="60"/>
+              <w:right w:type="dxa" w:w="100"/>
+            </w:tcMar>
+          </w:tcPr>
+          <w:p>
+            <w:r>
+              <w:rPr>
+                <w:color w:val="222222"/>
                 <w:sz w:val="16"/>
                 <w:szCs w:val="16"/>
               </w:rPr>
@@ -2316,7 +2425,7 @@
           <w:sz w:val="17"/>
           <w:szCs w:val="17"/>
         </w:rPr>
-        <w:t xml:space="preserve">Deeper source work: analyze a second primary source with the HIPP organizer.</w:t>
+        <w:t xml:space="preserve">Deeper source work: analyze a second primary source with the HIPPO organizer.</w:t>
       </w:r>
     </w:p>
     <w:p>
@@ -3120,7 +3229,7 @@
                 <w:sz w:val="15"/>
                 <w:szCs w:val="15"/>
               </w:rPr>
-              <w:t xml:space="preserve">§2 — CER + HIPP extended writing</w:t>
+              <w:t xml:space="preserve">§2 — CER + HIPPO extended writing</w:t>
             </w:r>
           </w:p>
         </w:tc>
@@ -3596,7 +3705,7 @@
           <w:sz w:val="17"/>
           <w:szCs w:val="17"/>
         </w:rPr>
-        <w:t xml:space="preserve">HIPP organizer on “Dawes General Allotment Act” (U.S. Congress, February 8, 1887 (24 Stat. 388)).</w:t>
+        <w:t xml:space="preserve">HIPPO organizer on “Dawes General Allotment Act” (U.S. Congress, February 8, 1887 (24 Stat. 388)).</w:t>
       </w:r>
     </w:p>
     <w:p>
@@ -4073,7 +4182,7 @@
                 <w:sz w:val="16"/>
                 <w:szCs w:val="16"/>
               </w:rPr>
-              <w:t xml:space="preserve">Primary Source / HIPP — analyze the source; begin CER</w:t>
+              <w:t xml:space="preserve">Primary Source / HIPPO — analyze the source; begin CER</w:t>
             </w:r>
           </w:p>
         </w:tc>
@@ -4094,7 +4203,7 @@
                 <w:sz w:val="16"/>
                 <w:szCs w:val="16"/>
               </w:rPr>
-              <w:t xml:space="preserve">Primary-Source Packet · HIPP · CER organizer</w:t>
+              <w:t xml:space="preserve">Primary-Source Packet · HIPPO · CER organizer</w:t>
             </w:r>
           </w:p>
         </w:tc>
@@ -4266,7 +4375,7 @@
           <w:sz w:val="17"/>
           <w:szCs w:val="17"/>
         </w:rPr>
-        <w:t xml:space="preserve">Primary-Source Packet + HIPP organizer — sourcing &amp; analysis of “Dawes General Allotment Act”</w:t>
+        <w:t xml:space="preserve">Primary-Source Packet + HIPPO organizer — sourcing &amp; analysis of “Dawes General Allotment Act”</w:t>
       </w:r>
     </w:p>
     <w:p>
@@ -5074,10 +5183,11 @@
           <w:p>
             <w:r>
               <w:rPr>
+                <w:color w:val="222222"/>
                 <w:sz w:val="16"/>
                 <w:szCs w:val="16"/>
               </w:rPr>
-              <w:t xml:space="preserve">Cornell Notes (Universal Front)</w:t>
+              <w:t xml:space="preserve">Vocabulary — Word Bank</w:t>
             </w:r>
           </w:p>
         </w:tc>
@@ -5119,10 +5229,11 @@
           <w:p>
             <w:r>
               <w:rPr>
+                <w:color w:val="222222"/>
                 <w:sz w:val="16"/>
                 <w:szCs w:val="16"/>
               </w:rPr>
-              <w:t xml:space="preserve">Comparison / analysis organizer</w:t>
+              <w:t xml:space="preserve">Vocabulary Studio</w:t>
             </w:r>
           </w:p>
         </w:tc>
@@ -5164,10 +5275,11 @@
           <w:p>
             <w:r>
               <w:rPr>
+                <w:color w:val="222222"/>
                 <w:sz w:val="16"/>
                 <w:szCs w:val="16"/>
               </w:rPr>
-              <w:t xml:space="preserve">CER organizer</w:t>
+              <w:t xml:space="preserve">Cornell Notes (Universal Front)</w:t>
             </w:r>
           </w:p>
         </w:tc>
@@ -5209,10 +5321,11 @@
           <w:p>
             <w:r>
               <w:rPr>
+                <w:color w:val="222222"/>
                 <w:sz w:val="16"/>
                 <w:szCs w:val="16"/>
               </w:rPr>
-              <w:t xml:space="preserve">HIPP organizer</w:t>
+              <w:t xml:space="preserve">Close Read</w:t>
             </w:r>
           </w:p>
         </w:tc>
@@ -5254,10 +5367,11 @@
           <w:p>
             <w:r>
               <w:rPr>
+                <w:color w:val="222222"/>
                 <w:sz w:val="16"/>
                 <w:szCs w:val="16"/>
               </w:rPr>
-              <w:t xml:space="preserve">Primary-Source Packet</w:t>
+              <w:t xml:space="preserve">Primary Source / Data Analysis + HIPPO</w:t>
             </w:r>
           </w:p>
         </w:tc>
@@ -5299,10 +5413,11 @@
           <w:p>
             <w:r>
               <w:rPr>
+                <w:color w:val="222222"/>
                 <w:sz w:val="16"/>
                 <w:szCs w:val="16"/>
               </w:rPr>
-              <w:t xml:space="preserve">Formative Assessment</w:t>
+              <w:t xml:space="preserve">Core Application — Practice Quiz</w:t>
             </w:r>
           </w:p>
         </w:tc>
@@ -5344,9 +5459,56 @@
           <w:p>
             <w:r>
               <w:rPr>
+                <w:color w:val="222222"/>
                 <w:sz w:val="16"/>
                 <w:szCs w:val="16"/>
               </w:rPr>
+              <w:t xml:space="preserve">Constructed Response (CER)</w:t>
+            </w:r>
+          </w:p>
+        </w:tc>
+        <w:tc>
+          <w:tcPr>
+            <w:tcW w:type="dxa" w:w="4530"/>
+            <w:shd w:fill="EEF2F6" w:color="auto" w:val="clear"/>
+            <w:tcMar>
+              <w:top w:type="dxa" w:w="60"/>
+              <w:left w:type="dxa" w:w="100"/>
+              <w:bottom w:type="dxa" w:w="60"/>
+              <w:right w:type="dxa" w:w="100"/>
+            </w:tcMar>
+          </w:tcPr>
+          <w:p>
+            <w:r>
+              <w:rPr>
+                <w:color w:val="FFFFFF"/>
+                <w:sz w:val="16"/>
+                <w:szCs w:val="16"/>
+              </w:rPr>
+              <w:t xml:space="preserve"/>
+            </w:r>
+          </w:p>
+        </w:tc>
+      </w:tr>
+      <w:tr>
+        <w:tc>
+          <w:tcPr>
+            <w:tcW w:type="dxa" w:w="4530"/>
+            <w:shd w:fill="FFFFFF" w:color="auto" w:val="clear"/>
+            <w:tcMar>
+              <w:top w:type="dxa" w:w="60"/>
+              <w:left w:type="dxa" w:w="100"/>
+              <w:bottom w:type="dxa" w:w="60"/>
+              <w:right w:type="dxa" w:w="100"/>
+            </w:tcMar>
+          </w:tcPr>
+          <w:p>
+            <w:r>
+              <w:rPr>
+                <w:color w:val="222222"/>
+                <w:sz w:val="16"/>
+                <w:szCs w:val="16"/>
+              </w:rPr>
               <w:t xml:space="preserve">Exit Ticket — English &amp; Spanish</w:t>
             </w:r>
           </w:p>
@@ -5354,7 +5516,7 @@
         <w:tc>
           <w:tcPr>
             <w:tcW w:type="dxa" w:w="4530"/>
-            <w:shd w:fill="EEF2F6" w:color="auto" w:val="clear"/>
+            <w:shd w:fill="FFFFFF" w:color="auto" w:val="clear"/>
             <w:tcMar>
               <w:top w:type="dxa" w:w="60"/>
               <w:left w:type="dxa" w:w="100"/>
@@ -5537,7 +5699,7 @@
           <w:sz w:val="17"/>
           <w:szCs w:val="17"/>
         </w:rPr>
-        <w:t xml:space="preserve">Deeper source work: analyze a second primary source with the HIPP organizer.</w:t>
+        <w:t xml:space="preserve">Deeper source work: analyze a second primary source with the HIPPO organizer.</w:t>
       </w:r>
     </w:p>
     <w:p>
@@ -6341,7 +6503,7 @@
                 <w:sz w:val="15"/>
                 <w:szCs w:val="15"/>
               </w:rPr>
-              <w:t xml:space="preserve">§2 — CER + HIPP extended writing</w:t>
+              <w:t xml:space="preserve">§2 — CER + HIPPO extended writing</w:t>
             </w:r>
           </w:p>
         </w:tc>
@@ -6817,7 +6979,7 @@
           <w:sz w:val="17"/>
           <w:szCs w:val="17"/>
         </w:rPr>
-        <w:t xml:space="preserve">HIPP organizer on “Plessy v. Ferguson Decision” (Supreme Court of the United States, May 18, 1896 (163 U.S. 537)).</w:t>
+        <w:t xml:space="preserve">HIPPO organizer on “Plessy v. Ferguson Decision” (Supreme Court of the United States, May 18, 1896 (163 U.S. 537)).</w:t>
       </w:r>
     </w:p>
     <w:p>
@@ -7294,7 +7456,7 @@
                 <w:sz w:val="16"/>
                 <w:szCs w:val="16"/>
               </w:rPr>
-              <w:t xml:space="preserve">Primary Source / HIPP — analyze the source; begin CER</w:t>
+              <w:t xml:space="preserve">Primary Source / HIPPO — analyze the source; begin CER</w:t>
             </w:r>
           </w:p>
         </w:tc>
@@ -7315,7 +7477,7 @@
                 <w:sz w:val="16"/>
                 <w:szCs w:val="16"/>
               </w:rPr>
-              <w:t xml:space="preserve">Primary-Source Packet · HIPP · CER organizer</w:t>
+              <w:t xml:space="preserve">Primary-Source Packet · HIPPO · CER organizer</w:t>
             </w:r>
           </w:p>
         </w:tc>
@@ -7487,7 +7649,7 @@
           <w:sz w:val="17"/>
           <w:szCs w:val="17"/>
         </w:rPr>
-        <w:t xml:space="preserve">Primary-Source Packet + HIPP organizer — sourcing &amp; analysis of “Plessy v. Ferguson Decision”</w:t>
+        <w:t xml:space="preserve">Primary-Source Packet + HIPPO organizer — sourcing &amp; analysis of “Plessy v. Ferguson Decision”</w:t>
       </w:r>
     </w:p>
     <w:p>
@@ -8295,10 +8457,11 @@
           <w:p>
             <w:r>
               <w:rPr>
+                <w:color w:val="222222"/>
                 <w:sz w:val="16"/>
                 <w:szCs w:val="16"/>
               </w:rPr>
-              <w:t xml:space="preserve">Cornell Notes (Universal Front)</w:t>
+              <w:t xml:space="preserve">Vocabulary — Word Bank</w:t>
             </w:r>
           </w:p>
         </w:tc>
@@ -8340,10 +8503,11 @@
           <w:p>
             <w:r>
               <w:rPr>
+                <w:color w:val="222222"/>
                 <w:sz w:val="16"/>
                 <w:szCs w:val="16"/>
               </w:rPr>
-              <w:t xml:space="preserve">Comparison / analysis organizer</w:t>
+              <w:t xml:space="preserve">Vocabulary Studio</w:t>
             </w:r>
           </w:p>
         </w:tc>
@@ -8385,10 +8549,11 @@
           <w:p>
             <w:r>
               <w:rPr>
+                <w:color w:val="222222"/>
                 <w:sz w:val="16"/>
                 <w:szCs w:val="16"/>
               </w:rPr>
-              <w:t xml:space="preserve">CER organizer</w:t>
+              <w:t xml:space="preserve">Cornell Notes (Universal Front)</w:t>
             </w:r>
           </w:p>
         </w:tc>
@@ -8430,10 +8595,11 @@
           <w:p>
             <w:r>
               <w:rPr>
+                <w:color w:val="222222"/>
                 <w:sz w:val="16"/>
                 <w:szCs w:val="16"/>
               </w:rPr>
-              <w:t xml:space="preserve">HIPP organizer</w:t>
+              <w:t xml:space="preserve">Close Read</w:t>
             </w:r>
           </w:p>
         </w:tc>
@@ -8475,10 +8641,11 @@
           <w:p>
             <w:r>
               <w:rPr>
+                <w:color w:val="222222"/>
                 <w:sz w:val="16"/>
                 <w:szCs w:val="16"/>
               </w:rPr>
-              <w:t xml:space="preserve">Primary-Source Packet</w:t>
+              <w:t xml:space="preserve">Primary Source / Data Analysis + HIPPO</w:t>
             </w:r>
           </w:p>
         </w:tc>
@@ -8520,10 +8687,11 @@
           <w:p>
             <w:r>
               <w:rPr>
+                <w:color w:val="222222"/>
                 <w:sz w:val="16"/>
                 <w:szCs w:val="16"/>
               </w:rPr>
-              <w:t xml:space="preserve">Formative Assessment</w:t>
+              <w:t xml:space="preserve">Core Application — Practice Quiz</w:t>
             </w:r>
           </w:p>
         </w:tc>
@@ -8565,9 +8733,56 @@
           <w:p>
             <w:r>
               <w:rPr>
+                <w:color w:val="222222"/>
                 <w:sz w:val="16"/>
                 <w:szCs w:val="16"/>
               </w:rPr>
+              <w:t xml:space="preserve">Constructed Response (CER)</w:t>
+            </w:r>
+          </w:p>
+        </w:tc>
+        <w:tc>
+          <w:tcPr>
+            <w:tcW w:type="dxa" w:w="4530"/>
+            <w:shd w:fill="EEF2F6" w:color="auto" w:val="clear"/>
+            <w:tcMar>
+              <w:top w:type="dxa" w:w="60"/>
+              <w:left w:type="dxa" w:w="100"/>
+              <w:bottom w:type="dxa" w:w="60"/>
+              <w:right w:type="dxa" w:w="100"/>
+            </w:tcMar>
+          </w:tcPr>
+          <w:p>
+            <w:r>
+              <w:rPr>
+                <w:color w:val="FFFFFF"/>
+                <w:sz w:val="16"/>
+                <w:szCs w:val="16"/>
+              </w:rPr>
+              <w:t xml:space="preserve"/>
+            </w:r>
+          </w:p>
+        </w:tc>
+      </w:tr>
+      <w:tr>
+        <w:tc>
+          <w:tcPr>
+            <w:tcW w:type="dxa" w:w="4530"/>
+            <w:shd w:fill="FFFFFF" w:color="auto" w:val="clear"/>
+            <w:tcMar>
+              <w:top w:type="dxa" w:w="60"/>
+              <w:left w:type="dxa" w:w="100"/>
+              <w:bottom w:type="dxa" w:w="60"/>
+              <w:right w:type="dxa" w:w="100"/>
+            </w:tcMar>
+          </w:tcPr>
+          <w:p>
+            <w:r>
+              <w:rPr>
+                <w:color w:val="222222"/>
+                <w:sz w:val="16"/>
+                <w:szCs w:val="16"/>
+              </w:rPr>
               <w:t xml:space="preserve">Exit Ticket — English &amp; Spanish</w:t>
             </w:r>
           </w:p>
@@ -8575,7 +8790,7 @@
         <w:tc>
           <w:tcPr>
             <w:tcW w:type="dxa" w:w="4530"/>
-            <w:shd w:fill="EEF2F6" w:color="auto" w:val="clear"/>
+            <w:shd w:fill="FFFFFF" w:color="auto" w:val="clear"/>
             <w:tcMar>
               <w:top w:type="dxa" w:w="60"/>
               <w:left w:type="dxa" w:w="100"/>
@@ -8758,7 +8973,7 @@
           <w:sz w:val="17"/>
           <w:szCs w:val="17"/>
         </w:rPr>
-        <w:t xml:space="preserve">Deeper source work: analyze a second primary source with the HIPP organizer.</w:t>
+        <w:t xml:space="preserve">Deeper source work: analyze a second primary source with the HIPPO organizer.</w:t>
       </w:r>
     </w:p>
     <w:p>
@@ -9562,7 +9777,7 @@
                 <w:sz w:val="15"/>
                 <w:szCs w:val="15"/>
               </w:rPr>
-              <w:t xml:space="preserve">§2 — CER + HIPP extended writing</w:t>
+              <w:t xml:space="preserve">§2 — CER + HIPPO extended writing</w:t>
             </w:r>
           </w:p>
         </w:tc>
@@ -10038,7 +10253,7 @@
           <w:sz w:val="17"/>
           <w:szCs w:val="17"/>
         </w:rPr>
-        <w:t xml:space="preserve">HIPP organizer on “Pendleton Civil Service Reform Act” (U.S. Congress, January 16, 1883).</w:t>
+        <w:t xml:space="preserve">HIPPO organizer on “Pendleton Civil Service Reform Act” (U.S. Congress, January 16, 1883).</w:t>
       </w:r>
     </w:p>
     <w:p>
@@ -10515,7 +10730,7 @@
                 <w:sz w:val="16"/>
                 <w:szCs w:val="16"/>
               </w:rPr>
-              <w:t xml:space="preserve">Primary Source / HIPP — analyze the source; begin CER</w:t>
+              <w:t xml:space="preserve">Primary Source / HIPPO — analyze the source; begin CER</w:t>
             </w:r>
           </w:p>
         </w:tc>
@@ -10536,7 +10751,7 @@
                 <w:sz w:val="16"/>
                 <w:szCs w:val="16"/>
               </w:rPr>
-              <w:t xml:space="preserve">Primary-Source Packet · HIPP · CER organizer</w:t>
+              <w:t xml:space="preserve">Primary-Source Packet · HIPPO · CER organizer</w:t>
             </w:r>
           </w:p>
         </w:tc>
@@ -10708,7 +10923,7 @@
           <w:sz w:val="17"/>
           <w:szCs w:val="17"/>
         </w:rPr>
-        <w:t xml:space="preserve">Primary-Source Packet + HIPP organizer — sourcing &amp; analysis of “Pendleton Civil Service Reform Act”</w:t>
+        <w:t xml:space="preserve">Primary-Source Packet + HIPPO organizer — sourcing &amp; analysis of “Pendleton Civil Service Reform Act”</w:t>
       </w:r>
     </w:p>
     <w:p>
@@ -11516,10 +11731,11 @@
           <w:p>
             <w:r>
               <w:rPr>
+                <w:color w:val="222222"/>
                 <w:sz w:val="16"/>
                 <w:szCs w:val="16"/>
               </w:rPr>
-              <w:t xml:space="preserve">Cornell Notes (Universal Front)</w:t>
+              <w:t xml:space="preserve">Vocabulary — Word Bank</w:t>
             </w:r>
           </w:p>
         </w:tc>
@@ -11561,10 +11777,11 @@
           <w:p>
             <w:r>
               <w:rPr>
+                <w:color w:val="222222"/>
                 <w:sz w:val="16"/>
                 <w:szCs w:val="16"/>
               </w:rPr>
-              <w:t xml:space="preserve">Comparison / analysis organizer</w:t>
+              <w:t xml:space="preserve">Vocabulary Studio</w:t>
             </w:r>
           </w:p>
         </w:tc>
@@ -11606,10 +11823,11 @@
           <w:p>
             <w:r>
               <w:rPr>
+                <w:color w:val="222222"/>
                 <w:sz w:val="16"/>
                 <w:szCs w:val="16"/>
               </w:rPr>
-              <w:t xml:space="preserve">CER organizer</w:t>
+              <w:t xml:space="preserve">Cornell Notes (Universal Front)</w:t>
             </w:r>
           </w:p>
         </w:tc>
@@ -11651,10 +11869,11 @@
           <w:p>
             <w:r>
               <w:rPr>
+                <w:color w:val="222222"/>
                 <w:sz w:val="16"/>
                 <w:szCs w:val="16"/>
               </w:rPr>
-              <w:t xml:space="preserve">HIPP organizer</w:t>
+              <w:t xml:space="preserve">Close Read</w:t>
             </w:r>
           </w:p>
         </w:tc>
@@ -11696,10 +11915,11 @@
           <w:p>
             <w:r>
               <w:rPr>
+                <w:color w:val="222222"/>
                 <w:sz w:val="16"/>
                 <w:szCs w:val="16"/>
               </w:rPr>
-              <w:t xml:space="preserve">Primary-Source Packet</w:t>
+              <w:t xml:space="preserve">Primary Source / Data Analysis + HIPPO</w:t>
             </w:r>
           </w:p>
         </w:tc>
@@ -11741,10 +11961,11 @@
           <w:p>
             <w:r>
               <w:rPr>
+                <w:color w:val="222222"/>
                 <w:sz w:val="16"/>
                 <w:szCs w:val="16"/>
               </w:rPr>
-              <w:t xml:space="preserve">Formative Assessment</w:t>
+              <w:t xml:space="preserve">Core Application — Practice Quiz</w:t>
             </w:r>
           </w:p>
         </w:tc>
@@ -11786,9 +12007,56 @@
           <w:p>
             <w:r>
               <w:rPr>
+                <w:color w:val="222222"/>
                 <w:sz w:val="16"/>
                 <w:szCs w:val="16"/>
               </w:rPr>
+              <w:t xml:space="preserve">Constructed Response (CER)</w:t>
+            </w:r>
+          </w:p>
+        </w:tc>
+        <w:tc>
+          <w:tcPr>
+            <w:tcW w:type="dxa" w:w="4530"/>
+            <w:shd w:fill="EEF2F6" w:color="auto" w:val="clear"/>
+            <w:tcMar>
+              <w:top w:type="dxa" w:w="60"/>
+              <w:left w:type="dxa" w:w="100"/>
+              <w:bottom w:type="dxa" w:w="60"/>
+              <w:right w:type="dxa" w:w="100"/>
+            </w:tcMar>
+          </w:tcPr>
+          <w:p>
+            <w:r>
+              <w:rPr>
+                <w:color w:val="FFFFFF"/>
+                <w:sz w:val="16"/>
+                <w:szCs w:val="16"/>
+              </w:rPr>
+              <w:t xml:space="preserve"/>
+            </w:r>
+          </w:p>
+        </w:tc>
+      </w:tr>
+      <w:tr>
+        <w:tc>
+          <w:tcPr>
+            <w:tcW w:type="dxa" w:w="4530"/>
+            <w:shd w:fill="FFFFFF" w:color="auto" w:val="clear"/>
+            <w:tcMar>
+              <w:top w:type="dxa" w:w="60"/>
+              <w:left w:type="dxa" w:w="100"/>
+              <w:bottom w:type="dxa" w:w="60"/>
+              <w:right w:type="dxa" w:w="100"/>
+            </w:tcMar>
+          </w:tcPr>
+          <w:p>
+            <w:r>
+              <w:rPr>
+                <w:color w:val="222222"/>
+                <w:sz w:val="16"/>
+                <w:szCs w:val="16"/>
+              </w:rPr>
               <w:t xml:space="preserve">Exit Ticket — English &amp; Spanish</w:t>
             </w:r>
           </w:p>
@@ -11796,7 +12064,7 @@
         <w:tc>
           <w:tcPr>
             <w:tcW w:type="dxa" w:w="4530"/>
-            <w:shd w:fill="EEF2F6" w:color="auto" w:val="clear"/>
+            <w:shd w:fill="FFFFFF" w:color="auto" w:val="clear"/>
             <w:tcMar>
               <w:top w:type="dxa" w:w="60"/>
               <w:left w:type="dxa" w:w="100"/>
@@ -11979,7 +12247,7 @@
           <w:sz w:val="17"/>
           <w:szCs w:val="17"/>
         </w:rPr>
-        <w:t xml:space="preserve">Deeper source work: analyze a second primary source with the HIPP organizer.</w:t>
+        <w:t xml:space="preserve">Deeper source work: analyze a second primary source with the HIPPO organizer.</w:t>
       </w:r>
     </w:p>
     <w:p>
@@ -12783,7 +13051,7 @@
                 <w:sz w:val="15"/>
                 <w:szCs w:val="15"/>
               </w:rPr>
-              <w:t xml:space="preserve">§2 — CER + HIPP extended writing</w:t>
+              <w:t xml:space="preserve">§2 — CER + HIPPO extended writing</w:t>
             </w:r>
           </w:p>
         </w:tc>
@@ -13259,7 +13527,7 @@
           <w:sz w:val="17"/>
           <w:szCs w:val="17"/>
         </w:rPr>
-        <w:t xml:space="preserve">HIPP organizer on “The Gospel of Wealth” (Andrew Carnegie, 1889).</w:t>
+        <w:t xml:space="preserve">HIPPO organizer on “The Gospel of Wealth” (Andrew Carnegie, 1889).</w:t>
       </w:r>
     </w:p>
     <w:p>
@@ -13736,7 +14004,7 @@
                 <w:sz w:val="16"/>
                 <w:szCs w:val="16"/>
               </w:rPr>
-              <w:t xml:space="preserve">Primary Source / HIPP — analyze the source; begin CER</w:t>
+              <w:t xml:space="preserve">Primary Source / HIPPO — analyze the source; begin CER</w:t>
             </w:r>
           </w:p>
         </w:tc>
@@ -13757,7 +14025,7 @@
                 <w:sz w:val="16"/>
                 <w:szCs w:val="16"/>
               </w:rPr>
-              <w:t xml:space="preserve">Primary-Source Packet · HIPP · CER organizer</w:t>
+              <w:t xml:space="preserve">Primary-Source Packet · HIPPO · CER organizer</w:t>
             </w:r>
           </w:p>
         </w:tc>
@@ -13929,7 +14197,7 @@
           <w:sz w:val="17"/>
           <w:szCs w:val="17"/>
         </w:rPr>
-        <w:t xml:space="preserve">Primary-Source Packet + HIPP organizer — sourcing &amp; analysis of “The Gospel of Wealth”</w:t>
+        <w:t xml:space="preserve">Primary-Source Packet + HIPPO organizer — sourcing &amp; analysis of “The Gospel of Wealth”</w:t>
       </w:r>
     </w:p>
     <w:p>
@@ -14737,10 +15005,11 @@
           <w:p>
             <w:r>
               <w:rPr>
+                <w:color w:val="222222"/>
                 <w:sz w:val="16"/>
                 <w:szCs w:val="16"/>
               </w:rPr>
-              <w:t xml:space="preserve">Cornell Notes (Universal Front)</w:t>
+              <w:t xml:space="preserve">Vocabulary — Word Bank</w:t>
             </w:r>
           </w:p>
         </w:tc>
@@ -14782,10 +15051,11 @@
           <w:p>
             <w:r>
               <w:rPr>
+                <w:color w:val="222222"/>
                 <w:sz w:val="16"/>
                 <w:szCs w:val="16"/>
               </w:rPr>
-              <w:t xml:space="preserve">Comparison / analysis organizer</w:t>
+              <w:t xml:space="preserve">Vocabulary Studio</w:t>
             </w:r>
           </w:p>
         </w:tc>
@@ -14827,10 +15097,11 @@
           <w:p>
             <w:r>
               <w:rPr>
+                <w:color w:val="222222"/>
                 <w:sz w:val="16"/>
                 <w:szCs w:val="16"/>
               </w:rPr>
-              <w:t xml:space="preserve">CER organizer</w:t>
+              <w:t xml:space="preserve">Cornell Notes (Universal Front)</w:t>
             </w:r>
           </w:p>
         </w:tc>
@@ -14872,10 +15143,11 @@
           <w:p>
             <w:r>
               <w:rPr>
+                <w:color w:val="222222"/>
                 <w:sz w:val="16"/>
                 <w:szCs w:val="16"/>
               </w:rPr>
-              <w:t xml:space="preserve">HIPP organizer</w:t>
+              <w:t xml:space="preserve">Close Read</w:t>
             </w:r>
           </w:p>
         </w:tc>
@@ -14917,10 +15189,11 @@
           <w:p>
             <w:r>
               <w:rPr>
+                <w:color w:val="222222"/>
                 <w:sz w:val="16"/>
                 <w:szCs w:val="16"/>
               </w:rPr>
-              <w:t xml:space="preserve">Primary-Source Packet</w:t>
+              <w:t xml:space="preserve">Primary Source / Data Analysis + HIPPO</w:t>
             </w:r>
           </w:p>
         </w:tc>
@@ -14962,10 +15235,11 @@
           <w:p>
             <w:r>
               <w:rPr>
+                <w:color w:val="222222"/>
                 <w:sz w:val="16"/>
                 <w:szCs w:val="16"/>
               </w:rPr>
-              <w:t xml:space="preserve">Formative Assessment</w:t>
+              <w:t xml:space="preserve">Core Application — Practice Quiz</w:t>
             </w:r>
           </w:p>
         </w:tc>
@@ -15007,9 +15281,56 @@
           <w:p>
             <w:r>
               <w:rPr>
+                <w:color w:val="222222"/>
                 <w:sz w:val="16"/>
                 <w:szCs w:val="16"/>
               </w:rPr>
+              <w:t xml:space="preserve">Constructed Response (CER)</w:t>
+            </w:r>
+          </w:p>
+        </w:tc>
+        <w:tc>
+          <w:tcPr>
+            <w:tcW w:type="dxa" w:w="4530"/>
+            <w:shd w:fill="EEF2F6" w:color="auto" w:val="clear"/>
+            <w:tcMar>
+              <w:top w:type="dxa" w:w="60"/>
+              <w:left w:type="dxa" w:w="100"/>
+              <w:bottom w:type="dxa" w:w="60"/>
+              <w:right w:type="dxa" w:w="100"/>
+            </w:tcMar>
+          </w:tcPr>
+          <w:p>
+            <w:r>
+              <w:rPr>
+                <w:color w:val="FFFFFF"/>
+                <w:sz w:val="16"/>
+                <w:szCs w:val="16"/>
+              </w:rPr>
+              <w:t xml:space="preserve"/>
+            </w:r>
+          </w:p>
+        </w:tc>
+      </w:tr>
+      <w:tr>
+        <w:tc>
+          <w:tcPr>
+            <w:tcW w:type="dxa" w:w="4530"/>
+            <w:shd w:fill="FFFFFF" w:color="auto" w:val="clear"/>
+            <w:tcMar>
+              <w:top w:type="dxa" w:w="60"/>
+              <w:left w:type="dxa" w:w="100"/>
+              <w:bottom w:type="dxa" w:w="60"/>
+              <w:right w:type="dxa" w:w="100"/>
+            </w:tcMar>
+          </w:tcPr>
+          <w:p>
+            <w:r>
+              <w:rPr>
+                <w:color w:val="222222"/>
+                <w:sz w:val="16"/>
+                <w:szCs w:val="16"/>
+              </w:rPr>
               <w:t xml:space="preserve">Exit Ticket — English &amp; Spanish</w:t>
             </w:r>
           </w:p>
@@ -15017,7 +15338,7 @@
         <w:tc>
           <w:tcPr>
             <w:tcW w:type="dxa" w:w="4530"/>
-            <w:shd w:fill="EEF2F6" w:color="auto" w:val="clear"/>
+            <w:shd w:fill="FFFFFF" w:color="auto" w:val="clear"/>
             <w:tcMar>
               <w:top w:type="dxa" w:w="60"/>
               <w:left w:type="dxa" w:w="100"/>
@@ -15200,7 +15521,7 @@
           <w:sz w:val="17"/>
           <w:szCs w:val="17"/>
         </w:rPr>
-        <w:t xml:space="preserve">Deeper source work: analyze a second primary source with the HIPP organizer.</w:t>
+        <w:t xml:space="preserve">Deeper source work: analyze a second primary source with the HIPPO organizer.</w:t>
       </w:r>
     </w:p>
     <w:p>
@@ -16004,7 +16325,7 @@
                 <w:sz w:val="15"/>
                 <w:szCs w:val="15"/>
               </w:rPr>
-              <w:t xml:space="preserve">§2 — CER + HIPP extended writing</w:t>
+              <w:t xml:space="preserve">§2 — CER + HIPPO extended writing</w:t>
             </w:r>
           </w:p>
         </w:tc>
@@ -16480,7 +16801,7 @@
           <w:sz w:val="17"/>
           <w:szCs w:val="17"/>
         </w:rPr>
-        <w:t xml:space="preserve">HIPP organizer on “How the Other Half Lives” (Jacob Riis, 1890).</w:t>
+        <w:t xml:space="preserve">HIPPO organizer on “How the Other Half Lives” (Jacob Riis, 1890).</w:t>
       </w:r>
     </w:p>
     <w:p>
@@ -16957,7 +17278,7 @@
                 <w:sz w:val="16"/>
                 <w:szCs w:val="16"/>
               </w:rPr>
-              <w:t xml:space="preserve">Primary Source / HIPP — analyze the source; begin CER</w:t>
+              <w:t xml:space="preserve">Primary Source / HIPPO — analyze the source; begin CER</w:t>
             </w:r>
           </w:p>
         </w:tc>
@@ -16978,7 +17299,7 @@
                 <w:sz w:val="16"/>
                 <w:szCs w:val="16"/>
               </w:rPr>
-              <w:t xml:space="preserve">Primary-Source Packet · HIPP · CER organizer</w:t>
+              <w:t xml:space="preserve">Primary-Source Packet · HIPPO · CER organizer</w:t>
             </w:r>
           </w:p>
         </w:tc>
@@ -17150,7 +17471,7 @@
           <w:sz w:val="17"/>
           <w:szCs w:val="17"/>
         </w:rPr>
-        <w:t xml:space="preserve">Primary-Source Packet + HIPP organizer — sourcing &amp; analysis of “How the Other Half Lives”</w:t>
+        <w:t xml:space="preserve">Primary-Source Packet + HIPPO organizer — sourcing &amp; analysis of “How the Other Half Lives”</w:t>
       </w:r>
     </w:p>
     <w:p>
@@ -17958,10 +18279,11 @@
           <w:p>
             <w:r>
               <w:rPr>
+                <w:color w:val="222222"/>
                 <w:sz w:val="16"/>
                 <w:szCs w:val="16"/>
               </w:rPr>
-              <w:t xml:space="preserve">Cornell Notes (Universal Front)</w:t>
+              <w:t xml:space="preserve">Vocabulary — Word Bank</w:t>
             </w:r>
           </w:p>
         </w:tc>
@@ -18003,10 +18325,11 @@
           <w:p>
             <w:r>
               <w:rPr>
+                <w:color w:val="222222"/>
                 <w:sz w:val="16"/>
                 <w:szCs w:val="16"/>
               </w:rPr>
-              <w:t xml:space="preserve">Comparison / analysis organizer</w:t>
+              <w:t xml:space="preserve">Vocabulary Studio</w:t>
             </w:r>
           </w:p>
         </w:tc>
@@ -18048,10 +18371,11 @@
           <w:p>
             <w:r>
               <w:rPr>
+                <w:color w:val="222222"/>
                 <w:sz w:val="16"/>
                 <w:szCs w:val="16"/>
               </w:rPr>
-              <w:t xml:space="preserve">CER organizer</w:t>
+              <w:t xml:space="preserve">Cornell Notes (Universal Front)</w:t>
             </w:r>
           </w:p>
         </w:tc>
@@ -18093,10 +18417,11 @@
           <w:p>
             <w:r>
               <w:rPr>
+                <w:color w:val="222222"/>
                 <w:sz w:val="16"/>
                 <w:szCs w:val="16"/>
               </w:rPr>
-              <w:t xml:space="preserve">HIPP organizer</w:t>
+              <w:t xml:space="preserve">Close Read</w:t>
             </w:r>
           </w:p>
         </w:tc>
@@ -18138,10 +18463,11 @@
           <w:p>
             <w:r>
               <w:rPr>
+                <w:color w:val="222222"/>
                 <w:sz w:val="16"/>
                 <w:szCs w:val="16"/>
               </w:rPr>
-              <w:t xml:space="preserve">Primary-Source Packet</w:t>
+              <w:t xml:space="preserve">Primary Source / Data Analysis + HIPPO</w:t>
             </w:r>
           </w:p>
         </w:tc>
@@ -18183,10 +18509,11 @@
           <w:p>
             <w:r>
               <w:rPr>
+                <w:color w:val="222222"/>
                 <w:sz w:val="16"/>
                 <w:szCs w:val="16"/>
               </w:rPr>
-              <w:t xml:space="preserve">Formative Assessment</w:t>
+              <w:t xml:space="preserve">Core Application — Practice Quiz</w:t>
             </w:r>
           </w:p>
         </w:tc>
@@ -18228,9 +18555,56 @@
           <w:p>
             <w:r>
               <w:rPr>
+                <w:color w:val="222222"/>
                 <w:sz w:val="16"/>
                 <w:szCs w:val="16"/>
               </w:rPr>
+              <w:t xml:space="preserve">Constructed Response (CER)</w:t>
+            </w:r>
+          </w:p>
+        </w:tc>
+        <w:tc>
+          <w:tcPr>
+            <w:tcW w:type="dxa" w:w="4530"/>
+            <w:shd w:fill="EEF2F6" w:color="auto" w:val="clear"/>
+            <w:tcMar>
+              <w:top w:type="dxa" w:w="60"/>
+              <w:left w:type="dxa" w:w="100"/>
+              <w:bottom w:type="dxa" w:w="60"/>
+              <w:right w:type="dxa" w:w="100"/>
+            </w:tcMar>
+          </w:tcPr>
+          <w:p>
+            <w:r>
+              <w:rPr>
+                <w:color w:val="FFFFFF"/>
+                <w:sz w:val="16"/>
+                <w:szCs w:val="16"/>
+              </w:rPr>
+              <w:t xml:space="preserve"/>
+            </w:r>
+          </w:p>
+        </w:tc>
+      </w:tr>
+      <w:tr>
+        <w:tc>
+          <w:tcPr>
+            <w:tcW w:type="dxa" w:w="4530"/>
+            <w:shd w:fill="FFFFFF" w:color="auto" w:val="clear"/>
+            <w:tcMar>
+              <w:top w:type="dxa" w:w="60"/>
+              <w:left w:type="dxa" w:w="100"/>
+              <w:bottom w:type="dxa" w:w="60"/>
+              <w:right w:type="dxa" w:w="100"/>
+            </w:tcMar>
+          </w:tcPr>
+          <w:p>
+            <w:r>
+              <w:rPr>
+                <w:color w:val="222222"/>
+                <w:sz w:val="16"/>
+                <w:szCs w:val="16"/>
+              </w:rPr>
               <w:t xml:space="preserve">Exit Ticket — English &amp; Spanish</w:t>
             </w:r>
           </w:p>
@@ -18238,7 +18612,7 @@
         <w:tc>
           <w:tcPr>
             <w:tcW w:type="dxa" w:w="4530"/>
-            <w:shd w:fill="EEF2F6" w:color="auto" w:val="clear"/>
+            <w:shd w:fill="FFFFFF" w:color="auto" w:val="clear"/>
             <w:tcMar>
               <w:top w:type="dxa" w:w="60"/>
               <w:left w:type="dxa" w:w="100"/>
@@ -18421,7 +18795,7 @@
           <w:sz w:val="17"/>
           <w:szCs w:val="17"/>
         </w:rPr>
-        <w:t xml:space="preserve">Deeper source work: analyze a second primary source with the HIPP organizer.</w:t>
+        <w:t xml:space="preserve">Deeper source work: analyze a second primary source with the HIPPO organizer.</w:t>
       </w:r>
     </w:p>
     <w:p>
@@ -19225,7 +19599,7 @@
                 <w:sz w:val="15"/>
                 <w:szCs w:val="15"/>
               </w:rPr>
-              <w:t xml:space="preserve">§2 — CER + HIPP extended writing</w:t>
+              <w:t xml:space="preserve">§2 — CER + HIPPO extended writing</w:t>
             </w:r>
           </w:p>
         </w:tc>
@@ -19701,7 +20075,7 @@
           <w:sz w:val="17"/>
           <w:szCs w:val="17"/>
         </w:rPr>
-        <w:t xml:space="preserve">HIPP organizer on “Chinese Exclusion Act” (U.S. Congress, May 6, 1882 (22 Stat. 58)).</w:t>
+        <w:t xml:space="preserve">HIPPO organizer on “Chinese Exclusion Act” (U.S. Congress, May 6, 1882 (22 Stat. 58)).</w:t>
       </w:r>
     </w:p>
     <w:p>
@@ -20178,7 +20552,7 @@
                 <w:sz w:val="16"/>
                 <w:szCs w:val="16"/>
               </w:rPr>
-              <w:t xml:space="preserve">Primary Source / HIPP — analyze the source; begin CER</w:t>
+              <w:t xml:space="preserve">Primary Source / HIPPO — analyze the source; begin CER</w:t>
             </w:r>
           </w:p>
         </w:tc>
@@ -20199,7 +20573,7 @@
                 <w:sz w:val="16"/>
                 <w:szCs w:val="16"/>
               </w:rPr>
-              <w:t xml:space="preserve">Primary-Source Packet · HIPP · CER organizer</w:t>
+              <w:t xml:space="preserve">Primary-Source Packet · HIPPO · CER organizer</w:t>
             </w:r>
           </w:p>
         </w:tc>
@@ -20371,7 +20745,7 @@
           <w:sz w:val="17"/>
           <w:szCs w:val="17"/>
         </w:rPr>
-        <w:t xml:space="preserve">Primary-Source Packet + HIPP organizer — sourcing &amp; analysis of “Chinese Exclusion Act”</w:t>
+        <w:t xml:space="preserve">Primary-Source Packet + HIPPO organizer — sourcing &amp; analysis of “Chinese Exclusion Act”</w:t>
       </w:r>
     </w:p>
     <w:p>
@@ -21179,10 +21553,11 @@
           <w:p>
             <w:r>
               <w:rPr>
+                <w:color w:val="222222"/>
                 <w:sz w:val="16"/>
                 <w:szCs w:val="16"/>
               </w:rPr>
-              <w:t xml:space="preserve">Cornell Notes (Universal Front)</w:t>
+              <w:t xml:space="preserve">Vocabulary — Word Bank</w:t>
             </w:r>
           </w:p>
         </w:tc>
@@ -21224,10 +21599,11 @@
           <w:p>
             <w:r>
               <w:rPr>
+                <w:color w:val="222222"/>
                 <w:sz w:val="16"/>
                 <w:szCs w:val="16"/>
               </w:rPr>
-              <w:t xml:space="preserve">Comparison / analysis organizer</w:t>
+              <w:t xml:space="preserve">Vocabulary Studio</w:t>
             </w:r>
           </w:p>
         </w:tc>
@@ -21269,10 +21645,11 @@
           <w:p>
             <w:r>
               <w:rPr>
+                <w:color w:val="222222"/>
                 <w:sz w:val="16"/>
                 <w:szCs w:val="16"/>
               </w:rPr>
-              <w:t xml:space="preserve">CER organizer</w:t>
+              <w:t xml:space="preserve">Cornell Notes (Universal Front)</w:t>
             </w:r>
           </w:p>
         </w:tc>
@@ -21314,10 +21691,11 @@
           <w:p>
             <w:r>
               <w:rPr>
+                <w:color w:val="222222"/>
                 <w:sz w:val="16"/>
                 <w:szCs w:val="16"/>
               </w:rPr>
-              <w:t xml:space="preserve">HIPP organizer</w:t>
+              <w:t xml:space="preserve">Close Read</w:t>
             </w:r>
           </w:p>
         </w:tc>
@@ -21359,10 +21737,11 @@
           <w:p>
             <w:r>
               <w:rPr>
+                <w:color w:val="222222"/>
                 <w:sz w:val="16"/>
                 <w:szCs w:val="16"/>
               </w:rPr>
-              <w:t xml:space="preserve">Primary-Source Packet</w:t>
+              <w:t xml:space="preserve">Primary Source / Data Analysis + HIPPO</w:t>
             </w:r>
           </w:p>
         </w:tc>
@@ -21404,10 +21783,11 @@
           <w:p>
             <w:r>
               <w:rPr>
+                <w:color w:val="222222"/>
                 <w:sz w:val="16"/>
                 <w:szCs w:val="16"/>
               </w:rPr>
-              <w:t xml:space="preserve">Formative Assessment</w:t>
+              <w:t xml:space="preserve">Core Application — Practice Quiz</w:t>
             </w:r>
           </w:p>
         </w:tc>
@@ -21449,9 +21829,56 @@
           <w:p>
             <w:r>
               <w:rPr>
+                <w:color w:val="222222"/>
                 <w:sz w:val="16"/>
                 <w:szCs w:val="16"/>
               </w:rPr>
+              <w:t xml:space="preserve">Constructed Response (CER)</w:t>
+            </w:r>
+          </w:p>
+        </w:tc>
+        <w:tc>
+          <w:tcPr>
+            <w:tcW w:type="dxa" w:w="4530"/>
+            <w:shd w:fill="EEF2F6" w:color="auto" w:val="clear"/>
+            <w:tcMar>
+              <w:top w:type="dxa" w:w="60"/>
+              <w:left w:type="dxa" w:w="100"/>
+              <w:bottom w:type="dxa" w:w="60"/>
+              <w:right w:type="dxa" w:w="100"/>
+            </w:tcMar>
+          </w:tcPr>
+          <w:p>
+            <w:r>
+              <w:rPr>
+                <w:color w:val="FFFFFF"/>
+                <w:sz w:val="16"/>
+                <w:szCs w:val="16"/>
+              </w:rPr>
+              <w:t xml:space="preserve"/>
+            </w:r>
+          </w:p>
+        </w:tc>
+      </w:tr>
+      <w:tr>
+        <w:tc>
+          <w:tcPr>
+            <w:tcW w:type="dxa" w:w="4530"/>
+            <w:shd w:fill="FFFFFF" w:color="auto" w:val="clear"/>
+            <w:tcMar>
+              <w:top w:type="dxa" w:w="60"/>
+              <w:left w:type="dxa" w:w="100"/>
+              <w:bottom w:type="dxa" w:w="60"/>
+              <w:right w:type="dxa" w:w="100"/>
+            </w:tcMar>
+          </w:tcPr>
+          <w:p>
+            <w:r>
+              <w:rPr>
+                <w:color w:val="222222"/>
+                <w:sz w:val="16"/>
+                <w:szCs w:val="16"/>
+              </w:rPr>
               <w:t xml:space="preserve">Exit Ticket — English &amp; Spanish</w:t>
             </w:r>
           </w:p>
@@ -21459,7 +21886,7 @@
         <w:tc>
           <w:tcPr>
             <w:tcW w:type="dxa" w:w="4530"/>
-            <w:shd w:fill="EEF2F6" w:color="auto" w:val="clear"/>
+            <w:shd w:fill="FFFFFF" w:color="auto" w:val="clear"/>
             <w:tcMar>
               <w:top w:type="dxa" w:w="60"/>
               <w:left w:type="dxa" w:w="100"/>
@@ -21642,7 +22069,7 @@
           <w:sz w:val="17"/>
           <w:szCs w:val="17"/>
         </w:rPr>
-        <w:t xml:space="preserve">Deeper source work: analyze a second primary source with the HIPP organizer.</w:t>
+        <w:t xml:space="preserve">Deeper source work: analyze a second primary source with the HIPPO organizer.</w:t>
       </w:r>
     </w:p>
     <w:p>
@@ -22446,7 +22873,7 @@
                 <w:sz w:val="15"/>
                 <w:szCs w:val="15"/>
               </w:rPr>
-              <w:t xml:space="preserve">§2 — CER + HIPP extended writing</w:t>
+              <w:t xml:space="preserve">§2 — CER + HIPPO extended writing</w:t>
             </w:r>
           </w:p>
         </w:tc>
